--- a/docs/매매일지 설계 v0.1.docx
+++ b/docs/매매일지 설계 v0.1.docx
@@ -9,7 +9,7 @@
       </w:pPr>
       <w:r>
         <w:rPr>
-          <w:rFonts w:ascii="Noto Sans KR" w:hAnsi="Noto Sans KR" w:eastAsia="Noto Sans KR"/>
+          <w:rFonts w:ascii="NanumGothic" w:hAnsi="NanumGothic" w:eastAsia="NanumGothic" w:cs="NanumGothic"/>
           <w:b/>
           <w:color w:val="000000"/>
           <w:sz w:val="40"/>
@@ -23,7 +23,7 @@
       </w:pPr>
       <w:r>
         <w:rPr>
-          <w:rFonts w:ascii="Noto Sans KR" w:hAnsi="Noto Sans KR" w:eastAsia="Noto Sans KR"/>
+          <w:rFonts w:ascii="NanumGothic" w:hAnsi="NanumGothic" w:eastAsia="NanumGothic" w:cs="NanumGothic"/>
           <w:b w:val="0"/>
           <w:color w:val="666666"/>
           <w:sz w:val="24"/>
@@ -79,7 +79,7 @@
             </w:pPr>
             <w:r>
               <w:rPr>
-                <w:rFonts w:ascii="Noto Sans KR" w:hAnsi="Noto Sans KR" w:eastAsia="Noto Sans KR"/>
+                <w:rFonts w:ascii="NanumGothic" w:hAnsi="NanumGothic" w:eastAsia="NanumGothic" w:cs="NanumGothic"/>
                 <w:b/>
                 <w:color w:val="FFFFFF"/>
                 <w:sz w:val="18"/>
@@ -115,7 +115,7 @@
             </w:pPr>
             <w:r>
               <w:rPr>
-                <w:rFonts w:ascii="Noto Sans KR" w:hAnsi="Noto Sans KR" w:eastAsia="Noto Sans KR"/>
+                <w:rFonts w:ascii="NanumGothic" w:hAnsi="NanumGothic" w:eastAsia="NanumGothic" w:cs="NanumGothic"/>
                 <w:b/>
                 <w:color w:val="FFFFFF"/>
                 <w:sz w:val="18"/>
@@ -152,7 +152,7 @@
             </w:pPr>
             <w:r>
               <w:rPr>
-                <w:rFonts w:ascii="Noto Sans KR" w:hAnsi="Noto Sans KR" w:eastAsia="Noto Sans KR"/>
+                <w:rFonts w:ascii="NanumGothic" w:hAnsi="NanumGothic" w:eastAsia="NanumGothic" w:cs="NanumGothic"/>
                 <w:b w:val="0"/>
                 <w:color w:val="000000"/>
                 <w:sz w:val="18"/>
@@ -187,7 +187,7 @@
             </w:pPr>
             <w:r>
               <w:rPr>
-                <w:rFonts w:ascii="Noto Sans KR" w:hAnsi="Noto Sans KR" w:eastAsia="Noto Sans KR"/>
+                <w:rFonts w:ascii="NanumGothic" w:hAnsi="NanumGothic" w:eastAsia="NanumGothic" w:cs="NanumGothic"/>
                 <w:b w:val="0"/>
                 <w:color w:val="000000"/>
                 <w:sz w:val="18"/>
@@ -225,7 +225,7 @@
             </w:pPr>
             <w:r>
               <w:rPr>
-                <w:rFonts w:ascii="Noto Sans KR" w:hAnsi="Noto Sans KR" w:eastAsia="Noto Sans KR"/>
+                <w:rFonts w:ascii="NanumGothic" w:hAnsi="NanumGothic" w:eastAsia="NanumGothic" w:cs="NanumGothic"/>
                 <w:b w:val="0"/>
                 <w:color w:val="000000"/>
                 <w:sz w:val="18"/>
@@ -261,7 +261,7 @@
             </w:pPr>
             <w:r>
               <w:rPr>
-                <w:rFonts w:ascii="Noto Sans KR" w:hAnsi="Noto Sans KR" w:eastAsia="Noto Sans KR"/>
+                <w:rFonts w:ascii="NanumGothic" w:hAnsi="NanumGothic" w:eastAsia="NanumGothic" w:cs="NanumGothic"/>
                 <w:b w:val="0"/>
                 <w:color w:val="000000"/>
                 <w:sz w:val="18"/>
@@ -298,7 +298,7 @@
             </w:pPr>
             <w:r>
               <w:rPr>
-                <w:rFonts w:ascii="Noto Sans KR" w:hAnsi="Noto Sans KR" w:eastAsia="Noto Sans KR"/>
+                <w:rFonts w:ascii="NanumGothic" w:hAnsi="NanumGothic" w:eastAsia="NanumGothic" w:cs="NanumGothic"/>
                 <w:b w:val="0"/>
                 <w:color w:val="000000"/>
                 <w:sz w:val="18"/>
@@ -333,7 +333,7 @@
             </w:pPr>
             <w:r>
               <w:rPr>
-                <w:rFonts w:ascii="Noto Sans KR" w:hAnsi="Noto Sans KR" w:eastAsia="Noto Sans KR"/>
+                <w:rFonts w:ascii="NanumGothic" w:hAnsi="NanumGothic" w:eastAsia="NanumGothic" w:cs="NanumGothic"/>
                 <w:b w:val="0"/>
                 <w:color w:val="000000"/>
                 <w:sz w:val="18"/>
@@ -371,7 +371,7 @@
             </w:pPr>
             <w:r>
               <w:rPr>
-                <w:rFonts w:ascii="Noto Sans KR" w:hAnsi="Noto Sans KR" w:eastAsia="Noto Sans KR"/>
+                <w:rFonts w:ascii="NanumGothic" w:hAnsi="NanumGothic" w:eastAsia="NanumGothic" w:cs="NanumGothic"/>
                 <w:b w:val="0"/>
                 <w:color w:val="000000"/>
                 <w:sz w:val="18"/>
@@ -407,7 +407,7 @@
             </w:pPr>
             <w:r>
               <w:rPr>
-                <w:rFonts w:ascii="Noto Sans KR" w:hAnsi="Noto Sans KR" w:eastAsia="Noto Sans KR"/>
+                <w:rFonts w:ascii="NanumGothic" w:hAnsi="NanumGothic" w:eastAsia="NanumGothic" w:cs="NanumGothic"/>
                 <w:b w:val="0"/>
                 <w:color w:val="000000"/>
                 <w:sz w:val="18"/>
@@ -434,7 +434,7 @@
       </w:pPr>
       <w:r>
         <w:rPr>
-          <w:rFonts w:ascii="Noto Sans KR" w:hAnsi="Noto Sans KR" w:eastAsia="Noto Sans KR"/>
+          <w:rFonts w:ascii="NanumGothic" w:hAnsi="NanumGothic" w:eastAsia="NanumGothic" w:cs="NanumGothic"/>
           <w:b w:val="0"/>
           <w:color w:val="666666"/>
           <w:sz w:val="19"/>
@@ -463,7 +463,7 @@
       </w:pPr>
       <w:r>
         <w:rPr>
-          <w:rFonts w:ascii="Noto Sans KR" w:hAnsi="Noto Sans KR" w:eastAsia="Noto Sans KR"/>
+          <w:rFonts w:ascii="NanumGothic" w:hAnsi="NanumGothic" w:eastAsia="NanumGothic" w:cs="NanumGothic"/>
           <w:b w:val="0"/>
           <w:color w:val="000000"/>
           <w:sz w:val="21"/>
@@ -478,7 +478,7 @@
       </w:pPr>
       <w:r>
         <w:rPr>
-          <w:rFonts w:ascii="Noto Sans KR" w:hAnsi="Noto Sans KR" w:eastAsia="Noto Sans KR"/>
+          <w:rFonts w:ascii="NanumGothic" w:hAnsi="NanumGothic" w:eastAsia="NanumGothic" w:cs="NanumGothic"/>
           <w:b w:val="0"/>
           <w:color w:val="000000"/>
           <w:sz w:val="21"/>
@@ -512,7 +512,7 @@
       </w:pPr>
       <w:r>
         <w:rPr>
-          <w:rFonts w:ascii="Noto Sans KR" w:hAnsi="Noto Sans KR" w:eastAsia="Noto Sans KR"/>
+          <w:rFonts w:ascii="NanumGothic" w:hAnsi="NanumGothic" w:eastAsia="NanumGothic" w:cs="NanumGothic"/>
           <w:b w:val="0"/>
           <w:color w:val="000000"/>
           <w:sz w:val="21"/>
@@ -528,7 +528,7 @@
       </w:pPr>
       <w:r>
         <w:rPr>
-          <w:rFonts w:ascii="Noto Sans KR" w:hAnsi="Noto Sans KR" w:eastAsia="Noto Sans KR"/>
+          <w:rFonts w:ascii="NanumGothic" w:hAnsi="NanumGothic" w:eastAsia="NanumGothic" w:cs="NanumGothic"/>
           <w:b w:val="0"/>
           <w:color w:val="000000"/>
           <w:sz w:val="21"/>
@@ -544,7 +544,7 @@
       </w:pPr>
       <w:r>
         <w:rPr>
-          <w:rFonts w:ascii="Noto Sans KR" w:hAnsi="Noto Sans KR" w:eastAsia="Noto Sans KR"/>
+          <w:rFonts w:ascii="NanumGothic" w:hAnsi="NanumGothic" w:eastAsia="NanumGothic" w:cs="NanumGothic"/>
           <w:b w:val="0"/>
           <w:color w:val="000000"/>
           <w:sz w:val="21"/>
@@ -560,7 +560,7 @@
       </w:pPr>
       <w:r>
         <w:rPr>
-          <w:rFonts w:ascii="Noto Sans KR" w:hAnsi="Noto Sans KR" w:eastAsia="Noto Sans KR"/>
+          <w:rFonts w:ascii="NanumGothic" w:hAnsi="NanumGothic" w:eastAsia="NanumGothic" w:cs="NanumGothic"/>
           <w:b w:val="0"/>
           <w:color w:val="000000"/>
           <w:sz w:val="21"/>
@@ -576,7 +576,7 @@
       </w:pPr>
       <w:r>
         <w:rPr>
-          <w:rFonts w:ascii="Noto Sans KR" w:hAnsi="Noto Sans KR" w:eastAsia="Noto Sans KR"/>
+          <w:rFonts w:ascii="NanumGothic" w:hAnsi="NanumGothic" w:eastAsia="NanumGothic" w:cs="NanumGothic"/>
           <w:b w:val="0"/>
           <w:color w:val="000000"/>
           <w:sz w:val="21"/>
@@ -592,7 +592,7 @@
       </w:pPr>
       <w:r>
         <w:rPr>
-          <w:rFonts w:ascii="Noto Sans KR" w:hAnsi="Noto Sans KR" w:eastAsia="Noto Sans KR"/>
+          <w:rFonts w:ascii="NanumGothic" w:hAnsi="NanumGothic" w:eastAsia="NanumGothic" w:cs="NanumGothic"/>
           <w:b w:val="0"/>
           <w:color w:val="000000"/>
           <w:sz w:val="21"/>
@@ -608,7 +608,7 @@
       </w:pPr>
       <w:r>
         <w:rPr>
-          <w:rFonts w:ascii="Noto Sans KR" w:hAnsi="Noto Sans KR" w:eastAsia="Noto Sans KR"/>
+          <w:rFonts w:ascii="NanumGothic" w:hAnsi="NanumGothic" w:eastAsia="NanumGothic" w:cs="NanumGothic"/>
           <w:b w:val="0"/>
           <w:color w:val="000000"/>
           <w:sz w:val="21"/>
@@ -633,7 +633,7 @@
       </w:pPr>
       <w:r>
         <w:rPr>
-          <w:rFonts w:ascii="Noto Sans KR" w:hAnsi="Noto Sans KR" w:eastAsia="Noto Sans KR"/>
+          <w:rFonts w:ascii="NanumGothic" w:hAnsi="NanumGothic" w:eastAsia="NanumGothic" w:cs="NanumGothic"/>
           <w:b w:val="0"/>
           <w:color w:val="000000"/>
           <w:sz w:val="21"/>
@@ -649,7 +649,7 @@
       </w:pPr>
       <w:r>
         <w:rPr>
-          <w:rFonts w:ascii="Noto Sans KR" w:hAnsi="Noto Sans KR" w:eastAsia="Noto Sans KR"/>
+          <w:rFonts w:ascii="NanumGothic" w:hAnsi="NanumGothic" w:eastAsia="NanumGothic" w:cs="NanumGothic"/>
           <w:b w:val="0"/>
           <w:color w:val="000000"/>
           <w:sz w:val="21"/>
@@ -665,7 +665,7 @@
       </w:pPr>
       <w:r>
         <w:rPr>
-          <w:rFonts w:ascii="Noto Sans KR" w:hAnsi="Noto Sans KR" w:eastAsia="Noto Sans KR"/>
+          <w:rFonts w:ascii="NanumGothic" w:hAnsi="NanumGothic" w:eastAsia="NanumGothic" w:cs="NanumGothic"/>
           <w:b w:val="0"/>
           <w:color w:val="000000"/>
           <w:sz w:val="21"/>
@@ -681,7 +681,7 @@
       </w:pPr>
       <w:r>
         <w:rPr>
-          <w:rFonts w:ascii="Noto Sans KR" w:hAnsi="Noto Sans KR" w:eastAsia="Noto Sans KR"/>
+          <w:rFonts w:ascii="NanumGothic" w:hAnsi="NanumGothic" w:eastAsia="NanumGothic" w:cs="NanumGothic"/>
           <w:b w:val="0"/>
           <w:color w:val="000000"/>
           <w:sz w:val="21"/>
@@ -697,7 +697,7 @@
       </w:pPr>
       <w:r>
         <w:rPr>
-          <w:rFonts w:ascii="Noto Sans KR" w:hAnsi="Noto Sans KR" w:eastAsia="Noto Sans KR"/>
+          <w:rFonts w:ascii="NanumGothic" w:hAnsi="NanumGothic" w:eastAsia="NanumGothic" w:cs="NanumGothic"/>
           <w:b w:val="0"/>
           <w:color w:val="000000"/>
           <w:sz w:val="21"/>
@@ -758,7 +758,7 @@
             </w:pPr>
             <w:r>
               <w:rPr>
-                <w:rFonts w:ascii="Noto Sans KR" w:hAnsi="Noto Sans KR" w:eastAsia="Noto Sans KR"/>
+                <w:rFonts w:ascii="NanumGothic" w:hAnsi="NanumGothic" w:eastAsia="NanumGothic" w:cs="NanumGothic"/>
                 <w:b/>
                 <w:color w:val="FFFFFF"/>
                 <w:sz w:val="18"/>
@@ -794,7 +794,7 @@
             </w:pPr>
             <w:r>
               <w:rPr>
-                <w:rFonts w:ascii="Noto Sans KR" w:hAnsi="Noto Sans KR" w:eastAsia="Noto Sans KR"/>
+                <w:rFonts w:ascii="NanumGothic" w:hAnsi="NanumGothic" w:eastAsia="NanumGothic" w:cs="NanumGothic"/>
                 <w:b/>
                 <w:color w:val="FFFFFF"/>
                 <w:sz w:val="18"/>
@@ -830,7 +830,7 @@
             </w:pPr>
             <w:r>
               <w:rPr>
-                <w:rFonts w:ascii="Noto Sans KR" w:hAnsi="Noto Sans KR" w:eastAsia="Noto Sans KR"/>
+                <w:rFonts w:ascii="NanumGothic" w:hAnsi="NanumGothic" w:eastAsia="NanumGothic" w:cs="NanumGothic"/>
                 <w:b/>
                 <w:color w:val="FFFFFF"/>
                 <w:sz w:val="18"/>
@@ -867,7 +867,7 @@
             </w:pPr>
             <w:r>
               <w:rPr>
-                <w:rFonts w:ascii="Noto Sans KR" w:hAnsi="Noto Sans KR" w:eastAsia="Noto Sans KR"/>
+                <w:rFonts w:ascii="NanumGothic" w:hAnsi="NanumGothic" w:eastAsia="NanumGothic" w:cs="NanumGothic"/>
                 <w:b w:val="0"/>
                 <w:color w:val="000000"/>
                 <w:sz w:val="18"/>
@@ -902,7 +902,7 @@
             </w:pPr>
             <w:r>
               <w:rPr>
-                <w:rFonts w:ascii="Noto Sans KR" w:hAnsi="Noto Sans KR" w:eastAsia="Noto Sans KR"/>
+                <w:rFonts w:ascii="NanumGothic" w:hAnsi="NanumGothic" w:eastAsia="NanumGothic" w:cs="NanumGothic"/>
                 <w:b w:val="0"/>
                 <w:color w:val="000000"/>
                 <w:sz w:val="18"/>
@@ -937,7 +937,7 @@
             </w:pPr>
             <w:r>
               <w:rPr>
-                <w:rFonts w:ascii="Noto Sans KR" w:hAnsi="Noto Sans KR" w:eastAsia="Noto Sans KR"/>
+                <w:rFonts w:ascii="NanumGothic" w:hAnsi="NanumGothic" w:eastAsia="NanumGothic" w:cs="NanumGothic"/>
                 <w:b w:val="0"/>
                 <w:color w:val="000000"/>
                 <w:sz w:val="18"/>
@@ -975,7 +975,7 @@
             </w:pPr>
             <w:r>
               <w:rPr>
-                <w:rFonts w:ascii="Noto Sans KR" w:hAnsi="Noto Sans KR" w:eastAsia="Noto Sans KR"/>
+                <w:rFonts w:ascii="NanumGothic" w:hAnsi="NanumGothic" w:eastAsia="NanumGothic" w:cs="NanumGothic"/>
                 <w:b w:val="0"/>
                 <w:color w:val="000000"/>
                 <w:sz w:val="18"/>
@@ -1011,7 +1011,7 @@
             </w:pPr>
             <w:r>
               <w:rPr>
-                <w:rFonts w:ascii="Noto Sans KR" w:hAnsi="Noto Sans KR" w:eastAsia="Noto Sans KR"/>
+                <w:rFonts w:ascii="NanumGothic" w:hAnsi="NanumGothic" w:eastAsia="NanumGothic" w:cs="NanumGothic"/>
                 <w:b w:val="0"/>
                 <w:color w:val="000000"/>
                 <w:sz w:val="18"/>
@@ -1047,7 +1047,7 @@
             </w:pPr>
             <w:r>
               <w:rPr>
-                <w:rFonts w:ascii="Noto Sans KR" w:hAnsi="Noto Sans KR" w:eastAsia="Noto Sans KR"/>
+                <w:rFonts w:ascii="NanumGothic" w:hAnsi="NanumGothic" w:eastAsia="NanumGothic" w:cs="NanumGothic"/>
                 <w:b w:val="0"/>
                 <w:color w:val="000000"/>
                 <w:sz w:val="18"/>
@@ -1084,7 +1084,7 @@
             </w:pPr>
             <w:r>
               <w:rPr>
-                <w:rFonts w:ascii="Noto Sans KR" w:hAnsi="Noto Sans KR" w:eastAsia="Noto Sans KR"/>
+                <w:rFonts w:ascii="NanumGothic" w:hAnsi="NanumGothic" w:eastAsia="NanumGothic" w:cs="NanumGothic"/>
                 <w:b w:val="0"/>
                 <w:color w:val="000000"/>
                 <w:sz w:val="18"/>
@@ -1119,7 +1119,7 @@
             </w:pPr>
             <w:r>
               <w:rPr>
-                <w:rFonts w:ascii="Noto Sans KR" w:hAnsi="Noto Sans KR" w:eastAsia="Noto Sans KR"/>
+                <w:rFonts w:ascii="NanumGothic" w:hAnsi="NanumGothic" w:eastAsia="NanumGothic" w:cs="NanumGothic"/>
                 <w:b w:val="0"/>
                 <w:color w:val="000000"/>
                 <w:sz w:val="18"/>
@@ -1154,7 +1154,7 @@
             </w:pPr>
             <w:r>
               <w:rPr>
-                <w:rFonts w:ascii="Noto Sans KR" w:hAnsi="Noto Sans KR" w:eastAsia="Noto Sans KR"/>
+                <w:rFonts w:ascii="NanumGothic" w:hAnsi="NanumGothic" w:eastAsia="NanumGothic" w:cs="NanumGothic"/>
                 <w:b w:val="0"/>
                 <w:color w:val="000000"/>
                 <w:sz w:val="18"/>
@@ -1192,7 +1192,7 @@
             </w:pPr>
             <w:r>
               <w:rPr>
-                <w:rFonts w:ascii="Noto Sans KR" w:hAnsi="Noto Sans KR" w:eastAsia="Noto Sans KR"/>
+                <w:rFonts w:ascii="NanumGothic" w:hAnsi="NanumGothic" w:eastAsia="NanumGothic" w:cs="NanumGothic"/>
                 <w:b w:val="0"/>
                 <w:color w:val="000000"/>
                 <w:sz w:val="18"/>
@@ -1228,7 +1228,7 @@
             </w:pPr>
             <w:r>
               <w:rPr>
-                <w:rFonts w:ascii="Noto Sans KR" w:hAnsi="Noto Sans KR" w:eastAsia="Noto Sans KR"/>
+                <w:rFonts w:ascii="NanumGothic" w:hAnsi="NanumGothic" w:eastAsia="NanumGothic" w:cs="NanumGothic"/>
                 <w:b w:val="0"/>
                 <w:color w:val="000000"/>
                 <w:sz w:val="18"/>
@@ -1264,7 +1264,7 @@
             </w:pPr>
             <w:r>
               <w:rPr>
-                <w:rFonts w:ascii="Noto Sans KR" w:hAnsi="Noto Sans KR" w:eastAsia="Noto Sans KR"/>
+                <w:rFonts w:ascii="NanumGothic" w:hAnsi="NanumGothic" w:eastAsia="NanumGothic" w:cs="NanumGothic"/>
                 <w:b w:val="0"/>
                 <w:color w:val="000000"/>
                 <w:sz w:val="18"/>
@@ -1305,7 +1305,7 @@
       </w:pPr>
       <w:r>
         <w:rPr>
-          <w:rFonts w:ascii="Noto Sans KR" w:hAnsi="Noto Sans KR" w:eastAsia="Noto Sans KR"/>
+          <w:rFonts w:ascii="NanumGothic" w:hAnsi="NanumGothic" w:eastAsia="NanumGothic" w:cs="NanumGothic"/>
           <w:b w:val="0"/>
           <w:color w:val="000000"/>
           <w:sz w:val="21"/>
@@ -1357,7 +1357,7 @@
             </w:pPr>
             <w:r>
               <w:rPr>
-                <w:rFonts w:ascii="Noto Sans KR" w:hAnsi="Noto Sans KR" w:eastAsia="Noto Sans KR"/>
+                <w:rFonts w:ascii="NanumGothic" w:hAnsi="NanumGothic" w:eastAsia="NanumGothic" w:cs="NanumGothic"/>
                 <w:b/>
                 <w:color w:val="FFFFFF"/>
                 <w:sz w:val="18"/>
@@ -1393,7 +1393,7 @@
             </w:pPr>
             <w:r>
               <w:rPr>
-                <w:rFonts w:ascii="Noto Sans KR" w:hAnsi="Noto Sans KR" w:eastAsia="Noto Sans KR"/>
+                <w:rFonts w:ascii="NanumGothic" w:hAnsi="NanumGothic" w:eastAsia="NanumGothic" w:cs="NanumGothic"/>
                 <w:b/>
                 <w:color w:val="FFFFFF"/>
                 <w:sz w:val="18"/>
@@ -1429,7 +1429,7 @@
             </w:pPr>
             <w:r>
               <w:rPr>
-                <w:rFonts w:ascii="Noto Sans KR" w:hAnsi="Noto Sans KR" w:eastAsia="Noto Sans KR"/>
+                <w:rFonts w:ascii="NanumGothic" w:hAnsi="NanumGothic" w:eastAsia="NanumGothic" w:cs="NanumGothic"/>
                 <w:b/>
                 <w:color w:val="FFFFFF"/>
                 <w:sz w:val="18"/>
@@ -1466,7 +1466,7 @@
             </w:pPr>
             <w:r>
               <w:rPr>
-                <w:rFonts w:ascii="Noto Sans KR" w:hAnsi="Noto Sans KR" w:eastAsia="Noto Sans KR"/>
+                <w:rFonts w:ascii="NanumGothic" w:hAnsi="NanumGothic" w:eastAsia="NanumGothic" w:cs="NanumGothic"/>
                 <w:b w:val="0"/>
                 <w:color w:val="000000"/>
                 <w:sz w:val="18"/>
@@ -1501,7 +1501,7 @@
             </w:pPr>
             <w:r>
               <w:rPr>
-                <w:rFonts w:ascii="Noto Sans KR" w:hAnsi="Noto Sans KR" w:eastAsia="Noto Sans KR"/>
+                <w:rFonts w:ascii="NanumGothic" w:hAnsi="NanumGothic" w:eastAsia="NanumGothic" w:cs="NanumGothic"/>
                 <w:b w:val="0"/>
                 <w:color w:val="000000"/>
                 <w:sz w:val="18"/>
@@ -1536,7 +1536,7 @@
             </w:pPr>
             <w:r>
               <w:rPr>
-                <w:rFonts w:ascii="Noto Sans KR" w:hAnsi="Noto Sans KR" w:eastAsia="Noto Sans KR"/>
+                <w:rFonts w:ascii="NanumGothic" w:hAnsi="NanumGothic" w:eastAsia="NanumGothic" w:cs="NanumGothic"/>
                 <w:b w:val="0"/>
                 <w:color w:val="000000"/>
                 <w:sz w:val="18"/>
@@ -1574,7 +1574,7 @@
             </w:pPr>
             <w:r>
               <w:rPr>
-                <w:rFonts w:ascii="Noto Sans KR" w:hAnsi="Noto Sans KR" w:eastAsia="Noto Sans KR"/>
+                <w:rFonts w:ascii="NanumGothic" w:hAnsi="NanumGothic" w:eastAsia="NanumGothic" w:cs="NanumGothic"/>
                 <w:b w:val="0"/>
                 <w:color w:val="000000"/>
                 <w:sz w:val="18"/>
@@ -1610,7 +1610,7 @@
             </w:pPr>
             <w:r>
               <w:rPr>
-                <w:rFonts w:ascii="Noto Sans KR" w:hAnsi="Noto Sans KR" w:eastAsia="Noto Sans KR"/>
+                <w:rFonts w:ascii="NanumGothic" w:hAnsi="NanumGothic" w:eastAsia="NanumGothic" w:cs="NanumGothic"/>
                 <w:b w:val="0"/>
                 <w:color w:val="000000"/>
                 <w:sz w:val="18"/>
@@ -1646,7 +1646,7 @@
             </w:pPr>
             <w:r>
               <w:rPr>
-                <w:rFonts w:ascii="Noto Sans KR" w:hAnsi="Noto Sans KR" w:eastAsia="Noto Sans KR"/>
+                <w:rFonts w:ascii="NanumGothic" w:hAnsi="NanumGothic" w:eastAsia="NanumGothic" w:cs="NanumGothic"/>
                 <w:b w:val="0"/>
                 <w:color w:val="000000"/>
                 <w:sz w:val="18"/>
@@ -1683,7 +1683,7 @@
             </w:pPr>
             <w:r>
               <w:rPr>
-                <w:rFonts w:ascii="Noto Sans KR" w:hAnsi="Noto Sans KR" w:eastAsia="Noto Sans KR"/>
+                <w:rFonts w:ascii="NanumGothic" w:hAnsi="NanumGothic" w:eastAsia="NanumGothic" w:cs="NanumGothic"/>
                 <w:b w:val="0"/>
                 <w:color w:val="000000"/>
                 <w:sz w:val="18"/>
@@ -1718,7 +1718,7 @@
             </w:pPr>
             <w:r>
               <w:rPr>
-                <w:rFonts w:ascii="Noto Sans KR" w:hAnsi="Noto Sans KR" w:eastAsia="Noto Sans KR"/>
+                <w:rFonts w:ascii="NanumGothic" w:hAnsi="NanumGothic" w:eastAsia="NanumGothic" w:cs="NanumGothic"/>
                 <w:b w:val="0"/>
                 <w:color w:val="000000"/>
                 <w:sz w:val="18"/>
@@ -1753,7 +1753,7 @@
             </w:pPr>
             <w:r>
               <w:rPr>
-                <w:rFonts w:ascii="Noto Sans KR" w:hAnsi="Noto Sans KR" w:eastAsia="Noto Sans KR"/>
+                <w:rFonts w:ascii="NanumGothic" w:hAnsi="NanumGothic" w:eastAsia="NanumGothic" w:cs="NanumGothic"/>
                 <w:b w:val="0"/>
                 <w:color w:val="000000"/>
                 <w:sz w:val="18"/>
@@ -1791,7 +1791,7 @@
             </w:pPr>
             <w:r>
               <w:rPr>
-                <w:rFonts w:ascii="Noto Sans KR" w:hAnsi="Noto Sans KR" w:eastAsia="Noto Sans KR"/>
+                <w:rFonts w:ascii="NanumGothic" w:hAnsi="NanumGothic" w:eastAsia="NanumGothic" w:cs="NanumGothic"/>
                 <w:b w:val="0"/>
                 <w:color w:val="000000"/>
                 <w:sz w:val="18"/>
@@ -1827,7 +1827,7 @@
             </w:pPr>
             <w:r>
               <w:rPr>
-                <w:rFonts w:ascii="Noto Sans KR" w:hAnsi="Noto Sans KR" w:eastAsia="Noto Sans KR"/>
+                <w:rFonts w:ascii="NanumGothic" w:hAnsi="NanumGothic" w:eastAsia="NanumGothic" w:cs="NanumGothic"/>
                 <w:b w:val="0"/>
                 <w:color w:val="000000"/>
                 <w:sz w:val="18"/>
@@ -1863,7 +1863,7 @@
             </w:pPr>
             <w:r>
               <w:rPr>
-                <w:rFonts w:ascii="Noto Sans KR" w:hAnsi="Noto Sans KR" w:eastAsia="Noto Sans KR"/>
+                <w:rFonts w:ascii="NanumGothic" w:hAnsi="NanumGothic" w:eastAsia="NanumGothic" w:cs="NanumGothic"/>
                 <w:b w:val="0"/>
                 <w:color w:val="000000"/>
                 <w:sz w:val="18"/>
@@ -1900,7 +1900,7 @@
             </w:pPr>
             <w:r>
               <w:rPr>
-                <w:rFonts w:ascii="Noto Sans KR" w:hAnsi="Noto Sans KR" w:eastAsia="Noto Sans KR"/>
+                <w:rFonts w:ascii="NanumGothic" w:hAnsi="NanumGothic" w:eastAsia="NanumGothic" w:cs="NanumGothic"/>
                 <w:b w:val="0"/>
                 <w:color w:val="000000"/>
                 <w:sz w:val="18"/>
@@ -1935,7 +1935,7 @@
             </w:pPr>
             <w:r>
               <w:rPr>
-                <w:rFonts w:ascii="Noto Sans KR" w:hAnsi="Noto Sans KR" w:eastAsia="Noto Sans KR"/>
+                <w:rFonts w:ascii="NanumGothic" w:hAnsi="NanumGothic" w:eastAsia="NanumGothic" w:cs="NanumGothic"/>
                 <w:b w:val="0"/>
                 <w:color w:val="000000"/>
                 <w:sz w:val="18"/>
@@ -1970,7 +1970,7 @@
             </w:pPr>
             <w:r>
               <w:rPr>
-                <w:rFonts w:ascii="Noto Sans KR" w:hAnsi="Noto Sans KR" w:eastAsia="Noto Sans KR"/>
+                <w:rFonts w:ascii="NanumGothic" w:hAnsi="NanumGothic" w:eastAsia="NanumGothic" w:cs="NanumGothic"/>
                 <w:b w:val="0"/>
                 <w:color w:val="000000"/>
                 <w:sz w:val="18"/>
@@ -2002,7 +2002,7 @@
       </w:pPr>
       <w:r>
         <w:rPr>
-          <w:rFonts w:ascii="Noto Sans KR" w:hAnsi="Noto Sans KR" w:eastAsia="Noto Sans KR"/>
+          <w:rFonts w:ascii="NanumGothic" w:hAnsi="NanumGothic" w:eastAsia="NanumGothic" w:cs="NanumGothic"/>
           <w:b w:val="0"/>
           <w:color w:val="000000"/>
           <w:sz w:val="21"/>
@@ -2055,7 +2055,7 @@
             </w:pPr>
             <w:r>
               <w:rPr>
-                <w:rFonts w:ascii="Noto Sans KR" w:hAnsi="Noto Sans KR" w:eastAsia="Noto Sans KR"/>
+                <w:rFonts w:ascii="NanumGothic" w:hAnsi="NanumGothic" w:eastAsia="NanumGothic" w:cs="NanumGothic"/>
                 <w:b/>
                 <w:color w:val="FFFFFF"/>
                 <w:sz w:val="18"/>
@@ -2091,7 +2091,7 @@
             </w:pPr>
             <w:r>
               <w:rPr>
-                <w:rFonts w:ascii="Noto Sans KR" w:hAnsi="Noto Sans KR" w:eastAsia="Noto Sans KR"/>
+                <w:rFonts w:ascii="NanumGothic" w:hAnsi="NanumGothic" w:eastAsia="NanumGothic" w:cs="NanumGothic"/>
                 <w:b/>
                 <w:color w:val="FFFFFF"/>
                 <w:sz w:val="18"/>
@@ -2127,7 +2127,7 @@
             </w:pPr>
             <w:r>
               <w:rPr>
-                <w:rFonts w:ascii="Noto Sans KR" w:hAnsi="Noto Sans KR" w:eastAsia="Noto Sans KR"/>
+                <w:rFonts w:ascii="NanumGothic" w:hAnsi="NanumGothic" w:eastAsia="NanumGothic" w:cs="NanumGothic"/>
                 <w:b/>
                 <w:color w:val="FFFFFF"/>
                 <w:sz w:val="18"/>
@@ -2163,7 +2163,7 @@
             </w:pPr>
             <w:r>
               <w:rPr>
-                <w:rFonts w:ascii="Noto Sans KR" w:hAnsi="Noto Sans KR" w:eastAsia="Noto Sans KR"/>
+                <w:rFonts w:ascii="NanumGothic" w:hAnsi="NanumGothic" w:eastAsia="NanumGothic" w:cs="NanumGothic"/>
                 <w:b/>
                 <w:color w:val="FFFFFF"/>
                 <w:sz w:val="18"/>
@@ -2200,7 +2200,7 @@
             </w:pPr>
             <w:r>
               <w:rPr>
-                <w:rFonts w:ascii="Noto Sans KR" w:hAnsi="Noto Sans KR" w:eastAsia="Noto Sans KR"/>
+                <w:rFonts w:ascii="NanumGothic" w:hAnsi="NanumGothic" w:eastAsia="NanumGothic" w:cs="NanumGothic"/>
                 <w:b w:val="0"/>
                 <w:color w:val="000000"/>
                 <w:sz w:val="18"/>
@@ -2235,7 +2235,7 @@
             </w:pPr>
             <w:r>
               <w:rPr>
-                <w:rFonts w:ascii="Noto Sans KR" w:hAnsi="Noto Sans KR" w:eastAsia="Noto Sans KR"/>
+                <w:rFonts w:ascii="NanumGothic" w:hAnsi="NanumGothic" w:eastAsia="NanumGothic" w:cs="NanumGothic"/>
                 <w:b w:val="0"/>
                 <w:color w:val="000000"/>
                 <w:sz w:val="18"/>
@@ -2270,7 +2270,7 @@
             </w:pPr>
             <w:r>
               <w:rPr>
-                <w:rFonts w:ascii="Noto Sans KR" w:hAnsi="Noto Sans KR" w:eastAsia="Noto Sans KR"/>
+                <w:rFonts w:ascii="NanumGothic" w:hAnsi="NanumGothic" w:eastAsia="NanumGothic" w:cs="NanumGothic"/>
                 <w:b w:val="0"/>
                 <w:color w:val="000000"/>
                 <w:sz w:val="18"/>
@@ -2305,7 +2305,7 @@
             </w:pPr>
             <w:r>
               <w:rPr>
-                <w:rFonts w:ascii="Noto Sans KR" w:hAnsi="Noto Sans KR" w:eastAsia="Noto Sans KR"/>
+                <w:rFonts w:ascii="NanumGothic" w:hAnsi="NanumGothic" w:eastAsia="NanumGothic" w:cs="NanumGothic"/>
                 <w:b w:val="0"/>
                 <w:color w:val="000000"/>
                 <w:sz w:val="18"/>
@@ -2343,7 +2343,7 @@
             </w:pPr>
             <w:r>
               <w:rPr>
-                <w:rFonts w:ascii="Noto Sans KR" w:hAnsi="Noto Sans KR" w:eastAsia="Noto Sans KR"/>
+                <w:rFonts w:ascii="NanumGothic" w:hAnsi="NanumGothic" w:eastAsia="NanumGothic" w:cs="NanumGothic"/>
                 <w:b w:val="0"/>
                 <w:color w:val="000000"/>
                 <w:sz w:val="18"/>
@@ -2379,7 +2379,7 @@
             </w:pPr>
             <w:r>
               <w:rPr>
-                <w:rFonts w:ascii="Noto Sans KR" w:hAnsi="Noto Sans KR" w:eastAsia="Noto Sans KR"/>
+                <w:rFonts w:ascii="NanumGothic" w:hAnsi="NanumGothic" w:eastAsia="NanumGothic" w:cs="NanumGothic"/>
                 <w:b w:val="0"/>
                 <w:color w:val="000000"/>
                 <w:sz w:val="18"/>
@@ -2415,7 +2415,7 @@
             </w:pPr>
             <w:r>
               <w:rPr>
-                <w:rFonts w:ascii="Noto Sans KR" w:hAnsi="Noto Sans KR" w:eastAsia="Noto Sans KR"/>
+                <w:rFonts w:ascii="NanumGothic" w:hAnsi="NanumGothic" w:eastAsia="NanumGothic" w:cs="NanumGothic"/>
                 <w:b w:val="0"/>
                 <w:color w:val="000000"/>
                 <w:sz w:val="18"/>
@@ -2451,7 +2451,7 @@
             </w:pPr>
             <w:r>
               <w:rPr>
-                <w:rFonts w:ascii="Noto Sans KR" w:hAnsi="Noto Sans KR" w:eastAsia="Noto Sans KR"/>
+                <w:rFonts w:ascii="NanumGothic" w:hAnsi="NanumGothic" w:eastAsia="NanumGothic" w:cs="NanumGothic"/>
                 <w:b w:val="0"/>
                 <w:color w:val="000000"/>
                 <w:sz w:val="18"/>
@@ -2488,7 +2488,7 @@
             </w:pPr>
             <w:r>
               <w:rPr>
-                <w:rFonts w:ascii="Noto Sans KR" w:hAnsi="Noto Sans KR" w:eastAsia="Noto Sans KR"/>
+                <w:rFonts w:ascii="NanumGothic" w:hAnsi="NanumGothic" w:eastAsia="NanumGothic" w:cs="NanumGothic"/>
                 <w:b w:val="0"/>
                 <w:color w:val="000000"/>
                 <w:sz w:val="18"/>
@@ -2523,7 +2523,7 @@
             </w:pPr>
             <w:r>
               <w:rPr>
-                <w:rFonts w:ascii="Noto Sans KR" w:hAnsi="Noto Sans KR" w:eastAsia="Noto Sans KR"/>
+                <w:rFonts w:ascii="NanumGothic" w:hAnsi="NanumGothic" w:eastAsia="NanumGothic" w:cs="NanumGothic"/>
                 <w:b w:val="0"/>
                 <w:color w:val="000000"/>
                 <w:sz w:val="18"/>
@@ -2558,7 +2558,7 @@
             </w:pPr>
             <w:r>
               <w:rPr>
-                <w:rFonts w:ascii="Noto Sans KR" w:hAnsi="Noto Sans KR" w:eastAsia="Noto Sans KR"/>
+                <w:rFonts w:ascii="NanumGothic" w:hAnsi="NanumGothic" w:eastAsia="NanumGothic" w:cs="NanumGothic"/>
                 <w:b w:val="0"/>
                 <w:color w:val="000000"/>
                 <w:sz w:val="18"/>
@@ -2593,7 +2593,7 @@
             </w:pPr>
             <w:r>
               <w:rPr>
-                <w:rFonts w:ascii="Noto Sans KR" w:hAnsi="Noto Sans KR" w:eastAsia="Noto Sans KR"/>
+                <w:rFonts w:ascii="NanumGothic" w:hAnsi="NanumGothic" w:eastAsia="NanumGothic" w:cs="NanumGothic"/>
                 <w:b w:val="0"/>
                 <w:color w:val="000000"/>
                 <w:sz w:val="18"/>
@@ -2631,7 +2631,7 @@
             </w:pPr>
             <w:r>
               <w:rPr>
-                <w:rFonts w:ascii="Noto Sans KR" w:hAnsi="Noto Sans KR" w:eastAsia="Noto Sans KR"/>
+                <w:rFonts w:ascii="NanumGothic" w:hAnsi="NanumGothic" w:eastAsia="NanumGothic" w:cs="NanumGothic"/>
                 <w:b w:val="0"/>
                 <w:color w:val="000000"/>
                 <w:sz w:val="18"/>
@@ -2667,7 +2667,7 @@
             </w:pPr>
             <w:r>
               <w:rPr>
-                <w:rFonts w:ascii="Noto Sans KR" w:hAnsi="Noto Sans KR" w:eastAsia="Noto Sans KR"/>
+                <w:rFonts w:ascii="NanumGothic" w:hAnsi="NanumGothic" w:eastAsia="NanumGothic" w:cs="NanumGothic"/>
                 <w:b w:val="0"/>
                 <w:color w:val="000000"/>
                 <w:sz w:val="18"/>
@@ -2703,7 +2703,7 @@
             </w:pPr>
             <w:r>
               <w:rPr>
-                <w:rFonts w:ascii="Noto Sans KR" w:hAnsi="Noto Sans KR" w:eastAsia="Noto Sans KR"/>
+                <w:rFonts w:ascii="NanumGothic" w:hAnsi="NanumGothic" w:eastAsia="NanumGothic" w:cs="NanumGothic"/>
                 <w:b w:val="0"/>
                 <w:color w:val="000000"/>
                 <w:sz w:val="18"/>
@@ -2739,7 +2739,7 @@
             </w:pPr>
             <w:r>
               <w:rPr>
-                <w:rFonts w:ascii="Noto Sans KR" w:hAnsi="Noto Sans KR" w:eastAsia="Noto Sans KR"/>
+                <w:rFonts w:ascii="NanumGothic" w:hAnsi="NanumGothic" w:eastAsia="NanumGothic" w:cs="NanumGothic"/>
                 <w:b w:val="0"/>
                 <w:color w:val="000000"/>
                 <w:sz w:val="18"/>
@@ -2771,7 +2771,7 @@
       </w:pPr>
       <w:r>
         <w:rPr>
-          <w:rFonts w:ascii="Noto Sans KR" w:hAnsi="Noto Sans KR" w:eastAsia="Noto Sans KR"/>
+          <w:rFonts w:ascii="NanumGothic" w:hAnsi="NanumGothic" w:eastAsia="NanumGothic" w:cs="NanumGothic"/>
           <w:b w:val="0"/>
           <w:color w:val="000000"/>
           <w:sz w:val="21"/>
@@ -2795,7 +2795,7 @@
       </w:pPr>
       <w:r>
         <w:rPr>
-          <w:rFonts w:ascii="Noto Sans KR" w:hAnsi="Noto Sans KR" w:eastAsia="Noto Sans KR"/>
+          <w:rFonts w:ascii="NanumGothic" w:hAnsi="NanumGothic" w:eastAsia="NanumGothic" w:cs="NanumGothic"/>
           <w:b w:val="0"/>
           <w:color w:val="000000"/>
           <w:sz w:val="21"/>
@@ -2848,7 +2848,7 @@
             </w:pPr>
             <w:r>
               <w:rPr>
-                <w:rFonts w:ascii="Noto Sans KR" w:hAnsi="Noto Sans KR" w:eastAsia="Noto Sans KR"/>
+                <w:rFonts w:ascii="NanumGothic" w:hAnsi="NanumGothic" w:eastAsia="NanumGothic" w:cs="NanumGothic"/>
                 <w:b/>
                 <w:color w:val="FFFFFF"/>
                 <w:sz w:val="18"/>
@@ -2884,7 +2884,7 @@
             </w:pPr>
             <w:r>
               <w:rPr>
-                <w:rFonts w:ascii="Noto Sans KR" w:hAnsi="Noto Sans KR" w:eastAsia="Noto Sans KR"/>
+                <w:rFonts w:ascii="NanumGothic" w:hAnsi="NanumGothic" w:eastAsia="NanumGothic" w:cs="NanumGothic"/>
                 <w:b/>
                 <w:color w:val="FFFFFF"/>
                 <w:sz w:val="18"/>
@@ -2920,7 +2920,7 @@
             </w:pPr>
             <w:r>
               <w:rPr>
-                <w:rFonts w:ascii="Noto Sans KR" w:hAnsi="Noto Sans KR" w:eastAsia="Noto Sans KR"/>
+                <w:rFonts w:ascii="NanumGothic" w:hAnsi="NanumGothic" w:eastAsia="NanumGothic" w:cs="NanumGothic"/>
                 <w:b/>
                 <w:color w:val="FFFFFF"/>
                 <w:sz w:val="18"/>
@@ -2956,7 +2956,7 @@
             </w:pPr>
             <w:r>
               <w:rPr>
-                <w:rFonts w:ascii="Noto Sans KR" w:hAnsi="Noto Sans KR" w:eastAsia="Noto Sans KR"/>
+                <w:rFonts w:ascii="NanumGothic" w:hAnsi="NanumGothic" w:eastAsia="NanumGothic" w:cs="NanumGothic"/>
                 <w:b/>
                 <w:color w:val="FFFFFF"/>
                 <w:sz w:val="18"/>
@@ -2993,7 +2993,7 @@
             </w:pPr>
             <w:r>
               <w:rPr>
-                <w:rFonts w:ascii="Noto Sans KR" w:hAnsi="Noto Sans KR" w:eastAsia="Noto Sans KR"/>
+                <w:rFonts w:ascii="NanumGothic" w:hAnsi="NanumGothic" w:eastAsia="NanumGothic" w:cs="NanumGothic"/>
                 <w:b w:val="0"/>
                 <w:color w:val="000000"/>
                 <w:sz w:val="18"/>
@@ -3028,7 +3028,7 @@
             </w:pPr>
             <w:r>
               <w:rPr>
-                <w:rFonts w:ascii="Noto Sans KR" w:hAnsi="Noto Sans KR" w:eastAsia="Noto Sans KR"/>
+                <w:rFonts w:ascii="NanumGothic" w:hAnsi="NanumGothic" w:eastAsia="NanumGothic" w:cs="NanumGothic"/>
                 <w:b w:val="0"/>
                 <w:color w:val="000000"/>
                 <w:sz w:val="18"/>
@@ -3063,7 +3063,7 @@
             </w:pPr>
             <w:r>
               <w:rPr>
-                <w:rFonts w:ascii="Noto Sans KR" w:hAnsi="Noto Sans KR" w:eastAsia="Noto Sans KR"/>
+                <w:rFonts w:ascii="NanumGothic" w:hAnsi="NanumGothic" w:eastAsia="NanumGothic" w:cs="NanumGothic"/>
                 <w:b w:val="0"/>
                 <w:color w:val="000000"/>
                 <w:sz w:val="18"/>
@@ -3098,7 +3098,7 @@
             </w:pPr>
             <w:r>
               <w:rPr>
-                <w:rFonts w:ascii="Noto Sans KR" w:hAnsi="Noto Sans KR" w:eastAsia="Noto Sans KR"/>
+                <w:rFonts w:ascii="NanumGothic" w:hAnsi="NanumGothic" w:eastAsia="NanumGothic" w:cs="NanumGothic"/>
                 <w:b w:val="0"/>
                 <w:color w:val="000000"/>
                 <w:sz w:val="18"/>
@@ -3136,7 +3136,7 @@
             </w:pPr>
             <w:r>
               <w:rPr>
-                <w:rFonts w:ascii="Noto Sans KR" w:hAnsi="Noto Sans KR" w:eastAsia="Noto Sans KR"/>
+                <w:rFonts w:ascii="NanumGothic" w:hAnsi="NanumGothic" w:eastAsia="NanumGothic" w:cs="NanumGothic"/>
                 <w:b w:val="0"/>
                 <w:color w:val="000000"/>
                 <w:sz w:val="18"/>
@@ -3172,7 +3172,7 @@
             </w:pPr>
             <w:r>
               <w:rPr>
-                <w:rFonts w:ascii="Noto Sans KR" w:hAnsi="Noto Sans KR" w:eastAsia="Noto Sans KR"/>
+                <w:rFonts w:ascii="NanumGothic" w:hAnsi="NanumGothic" w:eastAsia="NanumGothic" w:cs="NanumGothic"/>
                 <w:b w:val="0"/>
                 <w:color w:val="000000"/>
                 <w:sz w:val="18"/>
@@ -3208,7 +3208,7 @@
             </w:pPr>
             <w:r>
               <w:rPr>
-                <w:rFonts w:ascii="Noto Sans KR" w:hAnsi="Noto Sans KR" w:eastAsia="Noto Sans KR"/>
+                <w:rFonts w:ascii="NanumGothic" w:hAnsi="NanumGothic" w:eastAsia="NanumGothic" w:cs="NanumGothic"/>
                 <w:b w:val="0"/>
                 <w:color w:val="000000"/>
                 <w:sz w:val="18"/>
@@ -3244,7 +3244,7 @@
             </w:pPr>
             <w:r>
               <w:rPr>
-                <w:rFonts w:ascii="Noto Sans KR" w:hAnsi="Noto Sans KR" w:eastAsia="Noto Sans KR"/>
+                <w:rFonts w:ascii="NanumGothic" w:hAnsi="NanumGothic" w:eastAsia="NanumGothic" w:cs="NanumGothic"/>
                 <w:b w:val="0"/>
                 <w:color w:val="000000"/>
                 <w:sz w:val="18"/>
@@ -3281,7 +3281,7 @@
             </w:pPr>
             <w:r>
               <w:rPr>
-                <w:rFonts w:ascii="Noto Sans KR" w:hAnsi="Noto Sans KR" w:eastAsia="Noto Sans KR"/>
+                <w:rFonts w:ascii="NanumGothic" w:hAnsi="NanumGothic" w:eastAsia="NanumGothic" w:cs="NanumGothic"/>
                 <w:b w:val="0"/>
                 <w:color w:val="000000"/>
                 <w:sz w:val="18"/>
@@ -3316,7 +3316,7 @@
             </w:pPr>
             <w:r>
               <w:rPr>
-                <w:rFonts w:ascii="Noto Sans KR" w:hAnsi="Noto Sans KR" w:eastAsia="Noto Sans KR"/>
+                <w:rFonts w:ascii="NanumGothic" w:hAnsi="NanumGothic" w:eastAsia="NanumGothic" w:cs="NanumGothic"/>
                 <w:b w:val="0"/>
                 <w:color w:val="000000"/>
                 <w:sz w:val="18"/>
@@ -3351,7 +3351,7 @@
             </w:pPr>
             <w:r>
               <w:rPr>
-                <w:rFonts w:ascii="Noto Sans KR" w:hAnsi="Noto Sans KR" w:eastAsia="Noto Sans KR"/>
+                <w:rFonts w:ascii="NanumGothic" w:hAnsi="NanumGothic" w:eastAsia="NanumGothic" w:cs="NanumGothic"/>
                 <w:b w:val="0"/>
                 <w:color w:val="000000"/>
                 <w:sz w:val="18"/>
@@ -3386,7 +3386,7 @@
             </w:pPr>
             <w:r>
               <w:rPr>
-                <w:rFonts w:ascii="Noto Sans KR" w:hAnsi="Noto Sans KR" w:eastAsia="Noto Sans KR"/>
+                <w:rFonts w:ascii="NanumGothic" w:hAnsi="NanumGothic" w:eastAsia="NanumGothic" w:cs="NanumGothic"/>
                 <w:b w:val="0"/>
                 <w:color w:val="000000"/>
                 <w:sz w:val="18"/>
@@ -3409,7 +3409,7 @@
       </w:pPr>
       <w:r>
         <w:rPr>
-          <w:rFonts w:ascii="Noto Sans KR" w:hAnsi="Noto Sans KR" w:eastAsia="Noto Sans KR"/>
+          <w:rFonts w:ascii="NanumGothic" w:hAnsi="NanumGothic" w:eastAsia="NanumGothic" w:cs="NanumGothic"/>
           <w:b w:val="0"/>
           <w:color w:val="000000"/>
           <w:sz w:val="21"/>
@@ -3443,7 +3443,7 @@
       </w:pPr>
       <w:r>
         <w:rPr>
-          <w:rFonts w:ascii="Noto Sans KR" w:hAnsi="Noto Sans KR" w:eastAsia="Noto Sans KR"/>
+          <w:rFonts w:ascii="NanumGothic" w:hAnsi="NanumGothic" w:eastAsia="NanumGothic" w:cs="NanumGothic"/>
           <w:b w:val="0"/>
           <w:color w:val="000000"/>
           <w:sz w:val="20"/>
@@ -3459,7 +3459,7 @@
       </w:pPr>
       <w:r>
         <w:rPr>
-          <w:rFonts w:ascii="Noto Sans KR" w:hAnsi="Noto Sans KR" w:eastAsia="Noto Sans KR"/>
+          <w:rFonts w:ascii="NanumGothic" w:hAnsi="NanumGothic" w:eastAsia="NanumGothic" w:cs="NanumGothic"/>
           <w:b w:val="0"/>
           <w:color w:val="000000"/>
           <w:sz w:val="20"/>
@@ -3475,7 +3475,7 @@
       </w:pPr>
       <w:r>
         <w:rPr>
-          <w:rFonts w:ascii="Noto Sans KR" w:hAnsi="Noto Sans KR" w:eastAsia="Noto Sans KR"/>
+          <w:rFonts w:ascii="NanumGothic" w:hAnsi="NanumGothic" w:eastAsia="NanumGothic" w:cs="NanumGothic"/>
           <w:b w:val="0"/>
           <w:color w:val="000000"/>
           <w:sz w:val="20"/>
@@ -3491,7 +3491,7 @@
       </w:pPr>
       <w:r>
         <w:rPr>
-          <w:rFonts w:ascii="Noto Sans KR" w:hAnsi="Noto Sans KR" w:eastAsia="Noto Sans KR"/>
+          <w:rFonts w:ascii="NanumGothic" w:hAnsi="NanumGothic" w:eastAsia="NanumGothic" w:cs="NanumGothic"/>
           <w:b w:val="0"/>
           <w:color w:val="000000"/>
           <w:sz w:val="20"/>
@@ -3507,7 +3507,7 @@
       </w:pPr>
       <w:r>
         <w:rPr>
-          <w:rFonts w:ascii="Noto Sans KR" w:hAnsi="Noto Sans KR" w:eastAsia="Noto Sans KR"/>
+          <w:rFonts w:ascii="NanumGothic" w:hAnsi="NanumGothic" w:eastAsia="NanumGothic" w:cs="NanumGothic"/>
           <w:b w:val="0"/>
           <w:color w:val="000000"/>
           <w:sz w:val="20"/>
@@ -3531,7 +3531,7 @@
       </w:pPr>
       <w:r>
         <w:rPr>
-          <w:rFonts w:ascii="Noto Sans KR" w:hAnsi="Noto Sans KR" w:eastAsia="Noto Sans KR"/>
+          <w:rFonts w:ascii="NanumGothic" w:hAnsi="NanumGothic" w:eastAsia="NanumGothic" w:cs="NanumGothic"/>
           <w:b w:val="0"/>
           <w:color w:val="000000"/>
           <w:sz w:val="21"/>
@@ -3564,7 +3564,7 @@
       </w:pPr>
       <w:r>
         <w:rPr>
-          <w:rFonts w:ascii="Noto Sans KR" w:hAnsi="Noto Sans KR" w:eastAsia="Noto Sans KR"/>
+          <w:rFonts w:ascii="NanumGothic" w:hAnsi="NanumGothic" w:eastAsia="NanumGothic" w:cs="NanumGothic"/>
           <w:b w:val="0"/>
           <w:color w:val="000000"/>
           <w:sz w:val="21"/>
@@ -3625,7 +3625,7 @@
             </w:pPr>
             <w:r>
               <w:rPr>
-                <w:rFonts w:ascii="Noto Sans KR" w:hAnsi="Noto Sans KR" w:eastAsia="Noto Sans KR"/>
+                <w:rFonts w:ascii="NanumGothic" w:hAnsi="NanumGothic" w:eastAsia="NanumGothic" w:cs="NanumGothic"/>
                 <w:b/>
                 <w:color w:val="FFFFFF"/>
                 <w:sz w:val="18"/>
@@ -3661,7 +3661,7 @@
             </w:pPr>
             <w:r>
               <w:rPr>
-                <w:rFonts w:ascii="Noto Sans KR" w:hAnsi="Noto Sans KR" w:eastAsia="Noto Sans KR"/>
+                <w:rFonts w:ascii="NanumGothic" w:hAnsi="NanumGothic" w:eastAsia="NanumGothic" w:cs="NanumGothic"/>
                 <w:b/>
                 <w:color w:val="FFFFFF"/>
                 <w:sz w:val="18"/>
@@ -3697,7 +3697,7 @@
             </w:pPr>
             <w:r>
               <w:rPr>
-                <w:rFonts w:ascii="Noto Sans KR" w:hAnsi="Noto Sans KR" w:eastAsia="Noto Sans KR"/>
+                <w:rFonts w:ascii="NanumGothic" w:hAnsi="NanumGothic" w:eastAsia="NanumGothic" w:cs="NanumGothic"/>
                 <w:b/>
                 <w:color w:val="FFFFFF"/>
                 <w:sz w:val="18"/>
@@ -3734,7 +3734,7 @@
             </w:pPr>
             <w:r>
               <w:rPr>
-                <w:rFonts w:ascii="Noto Sans KR" w:hAnsi="Noto Sans KR" w:eastAsia="Noto Sans KR"/>
+                <w:rFonts w:ascii="NanumGothic" w:hAnsi="NanumGothic" w:eastAsia="NanumGothic" w:cs="NanumGothic"/>
                 <w:b w:val="0"/>
                 <w:color w:val="000000"/>
                 <w:sz w:val="18"/>
@@ -3769,7 +3769,7 @@
             </w:pPr>
             <w:r>
               <w:rPr>
-                <w:rFonts w:ascii="Noto Sans KR" w:hAnsi="Noto Sans KR" w:eastAsia="Noto Sans KR"/>
+                <w:rFonts w:ascii="NanumGothic" w:hAnsi="NanumGothic" w:eastAsia="NanumGothic" w:cs="NanumGothic"/>
                 <w:b w:val="0"/>
                 <w:color w:val="000000"/>
                 <w:sz w:val="18"/>
@@ -3804,7 +3804,7 @@
             </w:pPr>
             <w:r>
               <w:rPr>
-                <w:rFonts w:ascii="Noto Sans KR" w:hAnsi="Noto Sans KR" w:eastAsia="Noto Sans KR"/>
+                <w:rFonts w:ascii="NanumGothic" w:hAnsi="NanumGothic" w:eastAsia="NanumGothic" w:cs="NanumGothic"/>
                 <w:b w:val="0"/>
                 <w:color w:val="000000"/>
                 <w:sz w:val="18"/>
@@ -3842,7 +3842,7 @@
             </w:pPr>
             <w:r>
               <w:rPr>
-                <w:rFonts w:ascii="Noto Sans KR" w:hAnsi="Noto Sans KR" w:eastAsia="Noto Sans KR"/>
+                <w:rFonts w:ascii="NanumGothic" w:hAnsi="NanumGothic" w:eastAsia="NanumGothic" w:cs="NanumGothic"/>
                 <w:b w:val="0"/>
                 <w:color w:val="000000"/>
                 <w:sz w:val="18"/>
@@ -3878,7 +3878,7 @@
             </w:pPr>
             <w:r>
               <w:rPr>
-                <w:rFonts w:ascii="Noto Sans KR" w:hAnsi="Noto Sans KR" w:eastAsia="Noto Sans KR"/>
+                <w:rFonts w:ascii="NanumGothic" w:hAnsi="NanumGothic" w:eastAsia="NanumGothic" w:cs="NanumGothic"/>
                 <w:b w:val="0"/>
                 <w:color w:val="000000"/>
                 <w:sz w:val="18"/>
@@ -3914,7 +3914,7 @@
             </w:pPr>
             <w:r>
               <w:rPr>
-                <w:rFonts w:ascii="Noto Sans KR" w:hAnsi="Noto Sans KR" w:eastAsia="Noto Sans KR"/>
+                <w:rFonts w:ascii="NanumGothic" w:hAnsi="NanumGothic" w:eastAsia="NanumGothic" w:cs="NanumGothic"/>
                 <w:b w:val="0"/>
                 <w:color w:val="000000"/>
                 <w:sz w:val="18"/>
@@ -3951,7 +3951,7 @@
             </w:pPr>
             <w:r>
               <w:rPr>
-                <w:rFonts w:ascii="Noto Sans KR" w:hAnsi="Noto Sans KR" w:eastAsia="Noto Sans KR"/>
+                <w:rFonts w:ascii="NanumGothic" w:hAnsi="NanumGothic" w:eastAsia="NanumGothic" w:cs="NanumGothic"/>
                 <w:b w:val="0"/>
                 <w:color w:val="000000"/>
                 <w:sz w:val="18"/>
@@ -3986,7 +3986,7 @@
             </w:pPr>
             <w:r>
               <w:rPr>
-                <w:rFonts w:ascii="Noto Sans KR" w:hAnsi="Noto Sans KR" w:eastAsia="Noto Sans KR"/>
+                <w:rFonts w:ascii="NanumGothic" w:hAnsi="NanumGothic" w:eastAsia="NanumGothic" w:cs="NanumGothic"/>
                 <w:b w:val="0"/>
                 <w:color w:val="000000"/>
                 <w:sz w:val="18"/>
@@ -4021,7 +4021,7 @@
             </w:pPr>
             <w:r>
               <w:rPr>
-                <w:rFonts w:ascii="Noto Sans KR" w:hAnsi="Noto Sans KR" w:eastAsia="Noto Sans KR"/>
+                <w:rFonts w:ascii="NanumGothic" w:hAnsi="NanumGothic" w:eastAsia="NanumGothic" w:cs="NanumGothic"/>
                 <w:b w:val="0"/>
                 <w:color w:val="000000"/>
                 <w:sz w:val="18"/>
@@ -4059,7 +4059,7 @@
             </w:pPr>
             <w:r>
               <w:rPr>
-                <w:rFonts w:ascii="Noto Sans KR" w:hAnsi="Noto Sans KR" w:eastAsia="Noto Sans KR"/>
+                <w:rFonts w:ascii="NanumGothic" w:hAnsi="NanumGothic" w:eastAsia="NanumGothic" w:cs="NanumGothic"/>
                 <w:b w:val="0"/>
                 <w:color w:val="000000"/>
                 <w:sz w:val="18"/>
@@ -4095,7 +4095,7 @@
             </w:pPr>
             <w:r>
               <w:rPr>
-                <w:rFonts w:ascii="Noto Sans KR" w:hAnsi="Noto Sans KR" w:eastAsia="Noto Sans KR"/>
+                <w:rFonts w:ascii="NanumGothic" w:hAnsi="NanumGothic" w:eastAsia="NanumGothic" w:cs="NanumGothic"/>
                 <w:b w:val="0"/>
                 <w:color w:val="000000"/>
                 <w:sz w:val="18"/>
@@ -4131,7 +4131,7 @@
             </w:pPr>
             <w:r>
               <w:rPr>
-                <w:rFonts w:ascii="Noto Sans KR" w:hAnsi="Noto Sans KR" w:eastAsia="Noto Sans KR"/>
+                <w:rFonts w:ascii="NanumGothic" w:hAnsi="NanumGothic" w:eastAsia="NanumGothic" w:cs="NanumGothic"/>
                 <w:b w:val="0"/>
                 <w:color w:val="000000"/>
                 <w:sz w:val="18"/>
@@ -4168,7 +4168,7 @@
             </w:pPr>
             <w:r>
               <w:rPr>
-                <w:rFonts w:ascii="Noto Sans KR" w:hAnsi="Noto Sans KR" w:eastAsia="Noto Sans KR"/>
+                <w:rFonts w:ascii="NanumGothic" w:hAnsi="NanumGothic" w:eastAsia="NanumGothic" w:cs="NanumGothic"/>
                 <w:b w:val="0"/>
                 <w:color w:val="000000"/>
                 <w:sz w:val="18"/>
@@ -4203,7 +4203,7 @@
             </w:pPr>
             <w:r>
               <w:rPr>
-                <w:rFonts w:ascii="Noto Sans KR" w:hAnsi="Noto Sans KR" w:eastAsia="Noto Sans KR"/>
+                <w:rFonts w:ascii="NanumGothic" w:hAnsi="NanumGothic" w:eastAsia="NanumGothic" w:cs="NanumGothic"/>
                 <w:b w:val="0"/>
                 <w:color w:val="000000"/>
                 <w:sz w:val="18"/>
@@ -4238,7 +4238,7 @@
             </w:pPr>
             <w:r>
               <w:rPr>
-                <w:rFonts w:ascii="Noto Sans KR" w:hAnsi="Noto Sans KR" w:eastAsia="Noto Sans KR"/>
+                <w:rFonts w:ascii="NanumGothic" w:hAnsi="NanumGothic" w:eastAsia="NanumGothic" w:cs="NanumGothic"/>
                 <w:b w:val="0"/>
                 <w:color w:val="000000"/>
                 <w:sz w:val="18"/>
@@ -4276,7 +4276,7 @@
             </w:pPr>
             <w:r>
               <w:rPr>
-                <w:rFonts w:ascii="Noto Sans KR" w:hAnsi="Noto Sans KR" w:eastAsia="Noto Sans KR"/>
+                <w:rFonts w:ascii="NanumGothic" w:hAnsi="NanumGothic" w:eastAsia="NanumGothic" w:cs="NanumGothic"/>
                 <w:b w:val="0"/>
                 <w:color w:val="000000"/>
                 <w:sz w:val="18"/>
@@ -4312,7 +4312,7 @@
             </w:pPr>
             <w:r>
               <w:rPr>
-                <w:rFonts w:ascii="Noto Sans KR" w:hAnsi="Noto Sans KR" w:eastAsia="Noto Sans KR"/>
+                <w:rFonts w:ascii="NanumGothic" w:hAnsi="NanumGothic" w:eastAsia="NanumGothic" w:cs="NanumGothic"/>
                 <w:b w:val="0"/>
                 <w:color w:val="000000"/>
                 <w:sz w:val="18"/>
@@ -4348,7 +4348,7 @@
             </w:pPr>
             <w:r>
               <w:rPr>
-                <w:rFonts w:ascii="Noto Sans KR" w:hAnsi="Noto Sans KR" w:eastAsia="Noto Sans KR"/>
+                <w:rFonts w:ascii="NanumGothic" w:hAnsi="NanumGothic" w:eastAsia="NanumGothic" w:cs="NanumGothic"/>
                 <w:b w:val="0"/>
                 <w:color w:val="000000"/>
                 <w:sz w:val="18"/>
@@ -4385,7 +4385,7 @@
             </w:pPr>
             <w:r>
               <w:rPr>
-                <w:rFonts w:ascii="Noto Sans KR" w:hAnsi="Noto Sans KR" w:eastAsia="Noto Sans KR"/>
+                <w:rFonts w:ascii="NanumGothic" w:hAnsi="NanumGothic" w:eastAsia="NanumGothic" w:cs="NanumGothic"/>
                 <w:b w:val="0"/>
                 <w:color w:val="000000"/>
                 <w:sz w:val="18"/>
@@ -4420,7 +4420,7 @@
             </w:pPr>
             <w:r>
               <w:rPr>
-                <w:rFonts w:ascii="Noto Sans KR" w:hAnsi="Noto Sans KR" w:eastAsia="Noto Sans KR"/>
+                <w:rFonts w:ascii="NanumGothic" w:hAnsi="NanumGothic" w:eastAsia="NanumGothic" w:cs="NanumGothic"/>
                 <w:b w:val="0"/>
                 <w:color w:val="000000"/>
                 <w:sz w:val="18"/>
@@ -4455,7 +4455,7 @@
             </w:pPr>
             <w:r>
               <w:rPr>
-                <w:rFonts w:ascii="Noto Sans KR" w:hAnsi="Noto Sans KR" w:eastAsia="Noto Sans KR"/>
+                <w:rFonts w:ascii="NanumGothic" w:hAnsi="NanumGothic" w:eastAsia="NanumGothic" w:cs="NanumGothic"/>
                 <w:b w:val="0"/>
                 <w:color w:val="000000"/>
                 <w:sz w:val="18"/>
@@ -4493,7 +4493,7 @@
             </w:pPr>
             <w:r>
               <w:rPr>
-                <w:rFonts w:ascii="Noto Sans KR" w:hAnsi="Noto Sans KR" w:eastAsia="Noto Sans KR"/>
+                <w:rFonts w:ascii="NanumGothic" w:hAnsi="NanumGothic" w:eastAsia="NanumGothic" w:cs="NanumGothic"/>
                 <w:b w:val="0"/>
                 <w:color w:val="000000"/>
                 <w:sz w:val="18"/>
@@ -4529,7 +4529,7 @@
             </w:pPr>
             <w:r>
               <w:rPr>
-                <w:rFonts w:ascii="Noto Sans KR" w:hAnsi="Noto Sans KR" w:eastAsia="Noto Sans KR"/>
+                <w:rFonts w:ascii="NanumGothic" w:hAnsi="NanumGothic" w:eastAsia="NanumGothic" w:cs="NanumGothic"/>
                 <w:b w:val="0"/>
                 <w:color w:val="000000"/>
                 <w:sz w:val="18"/>
@@ -4565,7 +4565,7 @@
             </w:pPr>
             <w:r>
               <w:rPr>
-                <w:rFonts w:ascii="Noto Sans KR" w:hAnsi="Noto Sans KR" w:eastAsia="Noto Sans KR"/>
+                <w:rFonts w:ascii="NanumGothic" w:hAnsi="NanumGothic" w:eastAsia="NanumGothic" w:cs="NanumGothic"/>
                 <w:b w:val="0"/>
                 <w:color w:val="000000"/>
                 <w:sz w:val="18"/>
@@ -4598,7 +4598,7 @@
       </w:pPr>
       <w:r>
         <w:rPr>
-          <w:rFonts w:ascii="Noto Sans KR" w:hAnsi="Noto Sans KR" w:eastAsia="Noto Sans KR"/>
+          <w:rFonts w:ascii="NanumGothic" w:hAnsi="NanumGothic" w:eastAsia="NanumGothic" w:cs="NanumGothic"/>
           <w:b w:val="0"/>
           <w:color w:val="000000"/>
           <w:sz w:val="21"/>
@@ -4614,7 +4614,7 @@
       </w:pPr>
       <w:r>
         <w:rPr>
-          <w:rFonts w:ascii="Noto Sans KR" w:hAnsi="Noto Sans KR" w:eastAsia="Noto Sans KR"/>
+          <w:rFonts w:ascii="NanumGothic" w:hAnsi="NanumGothic" w:eastAsia="NanumGothic" w:cs="NanumGothic"/>
           <w:b w:val="0"/>
           <w:color w:val="000000"/>
           <w:sz w:val="21"/>
@@ -4630,7 +4630,7 @@
       </w:pPr>
       <w:r>
         <w:rPr>
-          <w:rFonts w:ascii="Noto Sans KR" w:hAnsi="Noto Sans KR" w:eastAsia="Noto Sans KR"/>
+          <w:rFonts w:ascii="NanumGothic" w:hAnsi="NanumGothic" w:eastAsia="NanumGothic" w:cs="NanumGothic"/>
           <w:b w:val="0"/>
           <w:color w:val="000000"/>
           <w:sz w:val="21"/>
@@ -4646,7 +4646,7 @@
       </w:pPr>
       <w:r>
         <w:rPr>
-          <w:rFonts w:ascii="Noto Sans KR" w:hAnsi="Noto Sans KR" w:eastAsia="Noto Sans KR"/>
+          <w:rFonts w:ascii="NanumGothic" w:hAnsi="NanumGothic" w:eastAsia="NanumGothic" w:cs="NanumGothic"/>
           <w:b w:val="0"/>
           <w:color w:val="000000"/>
           <w:sz w:val="21"/>
@@ -4670,7 +4670,7 @@
       </w:pPr>
       <w:r>
         <w:rPr>
-          <w:rFonts w:ascii="Noto Sans KR" w:hAnsi="Noto Sans KR" w:eastAsia="Noto Sans KR"/>
+          <w:rFonts w:ascii="NanumGothic" w:hAnsi="NanumGothic" w:eastAsia="NanumGothic" w:cs="NanumGothic"/>
           <w:b w:val="0"/>
           <w:color w:val="000000"/>
           <w:sz w:val="21"/>
@@ -4722,7 +4722,7 @@
             </w:pPr>
             <w:r>
               <w:rPr>
-                <w:rFonts w:ascii="Noto Sans KR" w:hAnsi="Noto Sans KR" w:eastAsia="Noto Sans KR"/>
+                <w:rFonts w:ascii="NanumGothic" w:hAnsi="NanumGothic" w:eastAsia="NanumGothic" w:cs="NanumGothic"/>
                 <w:b/>
                 <w:color w:val="FFFFFF"/>
                 <w:sz w:val="18"/>
@@ -4758,7 +4758,7 @@
             </w:pPr>
             <w:r>
               <w:rPr>
-                <w:rFonts w:ascii="Noto Sans KR" w:hAnsi="Noto Sans KR" w:eastAsia="Noto Sans KR"/>
+                <w:rFonts w:ascii="NanumGothic" w:hAnsi="NanumGothic" w:eastAsia="NanumGothic" w:cs="NanumGothic"/>
                 <w:b/>
                 <w:color w:val="FFFFFF"/>
                 <w:sz w:val="18"/>
@@ -4794,7 +4794,7 @@
             </w:pPr>
             <w:r>
               <w:rPr>
-                <w:rFonts w:ascii="Noto Sans KR" w:hAnsi="Noto Sans KR" w:eastAsia="Noto Sans KR"/>
+                <w:rFonts w:ascii="NanumGothic" w:hAnsi="NanumGothic" w:eastAsia="NanumGothic" w:cs="NanumGothic"/>
                 <w:b/>
                 <w:color w:val="FFFFFF"/>
                 <w:sz w:val="18"/>
@@ -4831,7 +4831,7 @@
             </w:pPr>
             <w:r>
               <w:rPr>
-                <w:rFonts w:ascii="Noto Sans KR" w:hAnsi="Noto Sans KR" w:eastAsia="Noto Sans KR"/>
+                <w:rFonts w:ascii="NanumGothic" w:hAnsi="NanumGothic" w:eastAsia="NanumGothic" w:cs="NanumGothic"/>
                 <w:b w:val="0"/>
                 <w:color w:val="000000"/>
                 <w:sz w:val="18"/>
@@ -4866,7 +4866,7 @@
             </w:pPr>
             <w:r>
               <w:rPr>
-                <w:rFonts w:ascii="Noto Sans KR" w:hAnsi="Noto Sans KR" w:eastAsia="Noto Sans KR"/>
+                <w:rFonts w:ascii="NanumGothic" w:hAnsi="NanumGothic" w:eastAsia="NanumGothic" w:cs="NanumGothic"/>
                 <w:b w:val="0"/>
                 <w:color w:val="000000"/>
                 <w:sz w:val="18"/>
@@ -4901,7 +4901,7 @@
             </w:pPr>
             <w:r>
               <w:rPr>
-                <w:rFonts w:ascii="Noto Sans KR" w:hAnsi="Noto Sans KR" w:eastAsia="Noto Sans KR"/>
+                <w:rFonts w:ascii="NanumGothic" w:hAnsi="NanumGothic" w:eastAsia="NanumGothic" w:cs="NanumGothic"/>
                 <w:b w:val="0"/>
                 <w:color w:val="000000"/>
                 <w:sz w:val="18"/>
@@ -4939,7 +4939,7 @@
             </w:pPr>
             <w:r>
               <w:rPr>
-                <w:rFonts w:ascii="Noto Sans KR" w:hAnsi="Noto Sans KR" w:eastAsia="Noto Sans KR"/>
+                <w:rFonts w:ascii="NanumGothic" w:hAnsi="NanumGothic" w:eastAsia="NanumGothic" w:cs="NanumGothic"/>
                 <w:b w:val="0"/>
                 <w:color w:val="000000"/>
                 <w:sz w:val="18"/>
@@ -4975,7 +4975,7 @@
             </w:pPr>
             <w:r>
               <w:rPr>
-                <w:rFonts w:ascii="Noto Sans KR" w:hAnsi="Noto Sans KR" w:eastAsia="Noto Sans KR"/>
+                <w:rFonts w:ascii="NanumGothic" w:hAnsi="NanumGothic" w:eastAsia="NanumGothic" w:cs="NanumGothic"/>
                 <w:b w:val="0"/>
                 <w:color w:val="000000"/>
                 <w:sz w:val="18"/>
@@ -5011,7 +5011,7 @@
             </w:pPr>
             <w:r>
               <w:rPr>
-                <w:rFonts w:ascii="Noto Sans KR" w:hAnsi="Noto Sans KR" w:eastAsia="Noto Sans KR"/>
+                <w:rFonts w:ascii="NanumGothic" w:hAnsi="NanumGothic" w:eastAsia="NanumGothic" w:cs="NanumGothic"/>
                 <w:b w:val="0"/>
                 <w:color w:val="000000"/>
                 <w:sz w:val="18"/>
@@ -5048,7 +5048,7 @@
             </w:pPr>
             <w:r>
               <w:rPr>
-                <w:rFonts w:ascii="Noto Sans KR" w:hAnsi="Noto Sans KR" w:eastAsia="Noto Sans KR"/>
+                <w:rFonts w:ascii="NanumGothic" w:hAnsi="NanumGothic" w:eastAsia="NanumGothic" w:cs="NanumGothic"/>
                 <w:b w:val="0"/>
                 <w:color w:val="000000"/>
                 <w:sz w:val="18"/>
@@ -5083,7 +5083,7 @@
             </w:pPr>
             <w:r>
               <w:rPr>
-                <w:rFonts w:ascii="Noto Sans KR" w:hAnsi="Noto Sans KR" w:eastAsia="Noto Sans KR"/>
+                <w:rFonts w:ascii="NanumGothic" w:hAnsi="NanumGothic" w:eastAsia="NanumGothic" w:cs="NanumGothic"/>
                 <w:b w:val="0"/>
                 <w:color w:val="000000"/>
                 <w:sz w:val="18"/>
@@ -5118,7 +5118,7 @@
             </w:pPr>
             <w:r>
               <w:rPr>
-                <w:rFonts w:ascii="Noto Sans KR" w:hAnsi="Noto Sans KR" w:eastAsia="Noto Sans KR"/>
+                <w:rFonts w:ascii="NanumGothic" w:hAnsi="NanumGothic" w:eastAsia="NanumGothic" w:cs="NanumGothic"/>
                 <w:b w:val="0"/>
                 <w:color w:val="000000"/>
                 <w:sz w:val="18"/>
@@ -5156,7 +5156,7 @@
             </w:pPr>
             <w:r>
               <w:rPr>
-                <w:rFonts w:ascii="Noto Sans KR" w:hAnsi="Noto Sans KR" w:eastAsia="Noto Sans KR"/>
+                <w:rFonts w:ascii="NanumGothic" w:hAnsi="NanumGothic" w:eastAsia="NanumGothic" w:cs="NanumGothic"/>
                 <w:b w:val="0"/>
                 <w:color w:val="000000"/>
                 <w:sz w:val="18"/>
@@ -5192,7 +5192,7 @@
             </w:pPr>
             <w:r>
               <w:rPr>
-                <w:rFonts w:ascii="Noto Sans KR" w:hAnsi="Noto Sans KR" w:eastAsia="Noto Sans KR"/>
+                <w:rFonts w:ascii="NanumGothic" w:hAnsi="NanumGothic" w:eastAsia="NanumGothic" w:cs="NanumGothic"/>
                 <w:b w:val="0"/>
                 <w:color w:val="000000"/>
                 <w:sz w:val="18"/>
@@ -5228,7 +5228,7 @@
             </w:pPr>
             <w:r>
               <w:rPr>
-                <w:rFonts w:ascii="Noto Sans KR" w:hAnsi="Noto Sans KR" w:eastAsia="Noto Sans KR"/>
+                <w:rFonts w:ascii="NanumGothic" w:hAnsi="NanumGothic" w:eastAsia="NanumGothic" w:cs="NanumGothic"/>
                 <w:b w:val="0"/>
                 <w:color w:val="000000"/>
                 <w:sz w:val="18"/>
@@ -5265,7 +5265,7 @@
             </w:pPr>
             <w:r>
               <w:rPr>
-                <w:rFonts w:ascii="Noto Sans KR" w:hAnsi="Noto Sans KR" w:eastAsia="Noto Sans KR"/>
+                <w:rFonts w:ascii="NanumGothic" w:hAnsi="NanumGothic" w:eastAsia="NanumGothic" w:cs="NanumGothic"/>
                 <w:b w:val="0"/>
                 <w:color w:val="000000"/>
                 <w:sz w:val="18"/>
@@ -5300,7 +5300,7 @@
             </w:pPr>
             <w:r>
               <w:rPr>
-                <w:rFonts w:ascii="Noto Sans KR" w:hAnsi="Noto Sans KR" w:eastAsia="Noto Sans KR"/>
+                <w:rFonts w:ascii="NanumGothic" w:hAnsi="NanumGothic" w:eastAsia="NanumGothic" w:cs="NanumGothic"/>
                 <w:b w:val="0"/>
                 <w:color w:val="000000"/>
                 <w:sz w:val="18"/>
@@ -5335,7 +5335,7 @@
             </w:pPr>
             <w:r>
               <w:rPr>
-                <w:rFonts w:ascii="Noto Sans KR" w:hAnsi="Noto Sans KR" w:eastAsia="Noto Sans KR"/>
+                <w:rFonts w:ascii="NanumGothic" w:hAnsi="NanumGothic" w:eastAsia="NanumGothic" w:cs="NanumGothic"/>
                 <w:b w:val="0"/>
                 <w:color w:val="000000"/>
                 <w:sz w:val="18"/>
@@ -5373,7 +5373,7 @@
             </w:pPr>
             <w:r>
               <w:rPr>
-                <w:rFonts w:ascii="Noto Sans KR" w:hAnsi="Noto Sans KR" w:eastAsia="Noto Sans KR"/>
+                <w:rFonts w:ascii="NanumGothic" w:hAnsi="NanumGothic" w:eastAsia="NanumGothic" w:cs="NanumGothic"/>
                 <w:b w:val="0"/>
                 <w:color w:val="000000"/>
                 <w:sz w:val="18"/>
@@ -5409,7 +5409,7 @@
             </w:pPr>
             <w:r>
               <w:rPr>
-                <w:rFonts w:ascii="Noto Sans KR" w:hAnsi="Noto Sans KR" w:eastAsia="Noto Sans KR"/>
+                <w:rFonts w:ascii="NanumGothic" w:hAnsi="NanumGothic" w:eastAsia="NanumGothic" w:cs="NanumGothic"/>
                 <w:b w:val="0"/>
                 <w:color w:val="000000"/>
                 <w:sz w:val="18"/>
@@ -5445,7 +5445,7 @@
             </w:pPr>
             <w:r>
               <w:rPr>
-                <w:rFonts w:ascii="Noto Sans KR" w:hAnsi="Noto Sans KR" w:eastAsia="Noto Sans KR"/>
+                <w:rFonts w:ascii="NanumGothic" w:hAnsi="NanumGothic" w:eastAsia="NanumGothic" w:cs="NanumGothic"/>
                 <w:b w:val="0"/>
                 <w:color w:val="000000"/>
                 <w:sz w:val="18"/>
@@ -5482,7 +5482,7 @@
             </w:pPr>
             <w:r>
               <w:rPr>
-                <w:rFonts w:ascii="Noto Sans KR" w:hAnsi="Noto Sans KR" w:eastAsia="Noto Sans KR"/>
+                <w:rFonts w:ascii="NanumGothic" w:hAnsi="NanumGothic" w:eastAsia="NanumGothic" w:cs="NanumGothic"/>
                 <w:b w:val="0"/>
                 <w:color w:val="000000"/>
                 <w:sz w:val="18"/>
@@ -5517,7 +5517,7 @@
             </w:pPr>
             <w:r>
               <w:rPr>
-                <w:rFonts w:ascii="Noto Sans KR" w:hAnsi="Noto Sans KR" w:eastAsia="Noto Sans KR"/>
+                <w:rFonts w:ascii="NanumGothic" w:hAnsi="NanumGothic" w:eastAsia="NanumGothic" w:cs="NanumGothic"/>
                 <w:b w:val="0"/>
                 <w:color w:val="000000"/>
                 <w:sz w:val="18"/>
@@ -5552,7 +5552,7 @@
             </w:pPr>
             <w:r>
               <w:rPr>
-                <w:rFonts w:ascii="Noto Sans KR" w:hAnsi="Noto Sans KR" w:eastAsia="Noto Sans KR"/>
+                <w:rFonts w:ascii="NanumGothic" w:hAnsi="NanumGothic" w:eastAsia="NanumGothic" w:cs="NanumGothic"/>
                 <w:b w:val="0"/>
                 <w:color w:val="000000"/>
                 <w:sz w:val="18"/>
@@ -5590,7 +5590,7 @@
             </w:pPr>
             <w:r>
               <w:rPr>
-                <w:rFonts w:ascii="Noto Sans KR" w:hAnsi="Noto Sans KR" w:eastAsia="Noto Sans KR"/>
+                <w:rFonts w:ascii="NanumGothic" w:hAnsi="NanumGothic" w:eastAsia="NanumGothic" w:cs="NanumGothic"/>
                 <w:b w:val="0"/>
                 <w:color w:val="000000"/>
                 <w:sz w:val="18"/>
@@ -5626,7 +5626,7 @@
             </w:pPr>
             <w:r>
               <w:rPr>
-                <w:rFonts w:ascii="Noto Sans KR" w:hAnsi="Noto Sans KR" w:eastAsia="Noto Sans KR"/>
+                <w:rFonts w:ascii="NanumGothic" w:hAnsi="NanumGothic" w:eastAsia="NanumGothic" w:cs="NanumGothic"/>
                 <w:b w:val="0"/>
                 <w:color w:val="000000"/>
                 <w:sz w:val="18"/>
@@ -5662,7 +5662,7 @@
             </w:pPr>
             <w:r>
               <w:rPr>
-                <w:rFonts w:ascii="Noto Sans KR" w:hAnsi="Noto Sans KR" w:eastAsia="Noto Sans KR"/>
+                <w:rFonts w:ascii="NanumGothic" w:hAnsi="NanumGothic" w:eastAsia="NanumGothic" w:cs="NanumGothic"/>
                 <w:b w:val="0"/>
                 <w:color w:val="000000"/>
                 <w:sz w:val="18"/>
@@ -5695,7 +5695,7 @@
       </w:pPr>
       <w:r>
         <w:rPr>
-          <w:rFonts w:ascii="Noto Sans KR" w:hAnsi="Noto Sans KR" w:eastAsia="Noto Sans KR"/>
+          <w:rFonts w:ascii="NanumGothic" w:hAnsi="NanumGothic" w:eastAsia="NanumGothic" w:cs="NanumGothic"/>
           <w:b w:val="0"/>
           <w:color w:val="000000"/>
           <w:sz w:val="21"/>
@@ -5711,7 +5711,7 @@
       </w:pPr>
       <w:r>
         <w:rPr>
-          <w:rFonts w:ascii="Noto Sans KR" w:hAnsi="Noto Sans KR" w:eastAsia="Noto Sans KR"/>
+          <w:rFonts w:ascii="NanumGothic" w:hAnsi="NanumGothic" w:eastAsia="NanumGothic" w:cs="NanumGothic"/>
           <w:b w:val="0"/>
           <w:color w:val="000000"/>
           <w:sz w:val="21"/>
@@ -5727,7 +5727,7 @@
       </w:pPr>
       <w:r>
         <w:rPr>
-          <w:rFonts w:ascii="Noto Sans KR" w:hAnsi="Noto Sans KR" w:eastAsia="Noto Sans KR"/>
+          <w:rFonts w:ascii="NanumGothic" w:hAnsi="NanumGothic" w:eastAsia="NanumGothic" w:cs="NanumGothic"/>
           <w:b w:val="0"/>
           <w:color w:val="000000"/>
           <w:sz w:val="21"/>
@@ -5743,7 +5743,7 @@
       </w:pPr>
       <w:r>
         <w:rPr>
-          <w:rFonts w:ascii="Noto Sans KR" w:hAnsi="Noto Sans KR" w:eastAsia="Noto Sans KR"/>
+          <w:rFonts w:ascii="NanumGothic" w:hAnsi="NanumGothic" w:eastAsia="NanumGothic" w:cs="NanumGothic"/>
           <w:b w:val="0"/>
           <w:color w:val="000000"/>
           <w:sz w:val="21"/>
@@ -5759,7 +5759,7 @@
       </w:pPr>
       <w:r>
         <w:rPr>
-          <w:rFonts w:ascii="Noto Sans KR" w:hAnsi="Noto Sans KR" w:eastAsia="Noto Sans KR"/>
+          <w:rFonts w:ascii="NanumGothic" w:hAnsi="NanumGothic" w:eastAsia="NanumGothic" w:cs="NanumGothic"/>
           <w:b w:val="0"/>
           <w:color w:val="000000"/>
           <w:sz w:val="21"/>
@@ -5775,7 +5775,7 @@
       </w:pPr>
       <w:r>
         <w:rPr>
-          <w:rFonts w:ascii="Noto Sans KR" w:hAnsi="Noto Sans KR" w:eastAsia="Noto Sans KR"/>
+          <w:rFonts w:ascii="NanumGothic" w:hAnsi="NanumGothic" w:eastAsia="NanumGothic" w:cs="NanumGothic"/>
           <w:b w:val="0"/>
           <w:color w:val="000000"/>
           <w:sz w:val="21"/>
@@ -5836,7 +5836,7 @@
             </w:pPr>
             <w:r>
               <w:rPr>
-                <w:rFonts w:ascii="Noto Sans KR" w:hAnsi="Noto Sans KR" w:eastAsia="Noto Sans KR"/>
+                <w:rFonts w:ascii="NanumGothic" w:hAnsi="NanumGothic" w:eastAsia="NanumGothic" w:cs="NanumGothic"/>
                 <w:b/>
                 <w:color w:val="FFFFFF"/>
                 <w:sz w:val="18"/>
@@ -5872,7 +5872,7 @@
             </w:pPr>
             <w:r>
               <w:rPr>
-                <w:rFonts w:ascii="Noto Sans KR" w:hAnsi="Noto Sans KR" w:eastAsia="Noto Sans KR"/>
+                <w:rFonts w:ascii="NanumGothic" w:hAnsi="NanumGothic" w:eastAsia="NanumGothic" w:cs="NanumGothic"/>
                 <w:b/>
                 <w:color w:val="FFFFFF"/>
                 <w:sz w:val="18"/>
@@ -5908,7 +5908,7 @@
             </w:pPr>
             <w:r>
               <w:rPr>
-                <w:rFonts w:ascii="Noto Sans KR" w:hAnsi="Noto Sans KR" w:eastAsia="Noto Sans KR"/>
+                <w:rFonts w:ascii="NanumGothic" w:hAnsi="NanumGothic" w:eastAsia="NanumGothic" w:cs="NanumGothic"/>
                 <w:b/>
                 <w:color w:val="FFFFFF"/>
                 <w:sz w:val="18"/>
@@ -5945,7 +5945,7 @@
             </w:pPr>
             <w:r>
               <w:rPr>
-                <w:rFonts w:ascii="Noto Sans KR" w:hAnsi="Noto Sans KR" w:eastAsia="Noto Sans KR"/>
+                <w:rFonts w:ascii="NanumGothic" w:hAnsi="NanumGothic" w:eastAsia="NanumGothic" w:cs="NanumGothic"/>
                 <w:b w:val="0"/>
                 <w:color w:val="000000"/>
                 <w:sz w:val="18"/>
@@ -5980,7 +5980,7 @@
             </w:pPr>
             <w:r>
               <w:rPr>
-                <w:rFonts w:ascii="Noto Sans KR" w:hAnsi="Noto Sans KR" w:eastAsia="Noto Sans KR"/>
+                <w:rFonts w:ascii="NanumGothic" w:hAnsi="NanumGothic" w:eastAsia="NanumGothic" w:cs="NanumGothic"/>
                 <w:b w:val="0"/>
                 <w:color w:val="000000"/>
                 <w:sz w:val="18"/>
@@ -6015,7 +6015,7 @@
             </w:pPr>
             <w:r>
               <w:rPr>
-                <w:rFonts w:ascii="Noto Sans KR" w:hAnsi="Noto Sans KR" w:eastAsia="Noto Sans KR"/>
+                <w:rFonts w:ascii="NanumGothic" w:hAnsi="NanumGothic" w:eastAsia="NanumGothic" w:cs="NanumGothic"/>
                 <w:b w:val="0"/>
                 <w:color w:val="000000"/>
                 <w:sz w:val="18"/>
@@ -6053,7 +6053,7 @@
             </w:pPr>
             <w:r>
               <w:rPr>
-                <w:rFonts w:ascii="Noto Sans KR" w:hAnsi="Noto Sans KR" w:eastAsia="Noto Sans KR"/>
+                <w:rFonts w:ascii="NanumGothic" w:hAnsi="NanumGothic" w:eastAsia="NanumGothic" w:cs="NanumGothic"/>
                 <w:b w:val="0"/>
                 <w:color w:val="000000"/>
                 <w:sz w:val="18"/>
@@ -6089,7 +6089,7 @@
             </w:pPr>
             <w:r>
               <w:rPr>
-                <w:rFonts w:ascii="Noto Sans KR" w:hAnsi="Noto Sans KR" w:eastAsia="Noto Sans KR"/>
+                <w:rFonts w:ascii="NanumGothic" w:hAnsi="NanumGothic" w:eastAsia="NanumGothic" w:cs="NanumGothic"/>
                 <w:b w:val="0"/>
                 <w:color w:val="000000"/>
                 <w:sz w:val="18"/>
@@ -6125,7 +6125,7 @@
             </w:pPr>
             <w:r>
               <w:rPr>
-                <w:rFonts w:ascii="Noto Sans KR" w:hAnsi="Noto Sans KR" w:eastAsia="Noto Sans KR"/>
+                <w:rFonts w:ascii="NanumGothic" w:hAnsi="NanumGothic" w:eastAsia="NanumGothic" w:cs="NanumGothic"/>
                 <w:b w:val="0"/>
                 <w:color w:val="000000"/>
                 <w:sz w:val="18"/>
@@ -6162,7 +6162,7 @@
             </w:pPr>
             <w:r>
               <w:rPr>
-                <w:rFonts w:ascii="Noto Sans KR" w:hAnsi="Noto Sans KR" w:eastAsia="Noto Sans KR"/>
+                <w:rFonts w:ascii="NanumGothic" w:hAnsi="NanumGothic" w:eastAsia="NanumGothic" w:cs="NanumGothic"/>
                 <w:b w:val="0"/>
                 <w:color w:val="000000"/>
                 <w:sz w:val="18"/>
@@ -6197,7 +6197,7 @@
             </w:pPr>
             <w:r>
               <w:rPr>
-                <w:rFonts w:ascii="Noto Sans KR" w:hAnsi="Noto Sans KR" w:eastAsia="Noto Sans KR"/>
+                <w:rFonts w:ascii="NanumGothic" w:hAnsi="NanumGothic" w:eastAsia="NanumGothic" w:cs="NanumGothic"/>
                 <w:b w:val="0"/>
                 <w:color w:val="000000"/>
                 <w:sz w:val="18"/>
@@ -6232,7 +6232,7 @@
             </w:pPr>
             <w:r>
               <w:rPr>
-                <w:rFonts w:ascii="Noto Sans KR" w:hAnsi="Noto Sans KR" w:eastAsia="Noto Sans KR"/>
+                <w:rFonts w:ascii="NanumGothic" w:hAnsi="NanumGothic" w:eastAsia="NanumGothic" w:cs="NanumGothic"/>
                 <w:b w:val="0"/>
                 <w:color w:val="000000"/>
                 <w:sz w:val="18"/>
@@ -6270,7 +6270,7 @@
             </w:pPr>
             <w:r>
               <w:rPr>
-                <w:rFonts w:ascii="Noto Sans KR" w:hAnsi="Noto Sans KR" w:eastAsia="Noto Sans KR"/>
+                <w:rFonts w:ascii="NanumGothic" w:hAnsi="NanumGothic" w:eastAsia="NanumGothic" w:cs="NanumGothic"/>
                 <w:b w:val="0"/>
                 <w:color w:val="000000"/>
                 <w:sz w:val="18"/>
@@ -6306,7 +6306,7 @@
             </w:pPr>
             <w:r>
               <w:rPr>
-                <w:rFonts w:ascii="Noto Sans KR" w:hAnsi="Noto Sans KR" w:eastAsia="Noto Sans KR"/>
+                <w:rFonts w:ascii="NanumGothic" w:hAnsi="NanumGothic" w:eastAsia="NanumGothic" w:cs="NanumGothic"/>
                 <w:b w:val="0"/>
                 <w:color w:val="000000"/>
                 <w:sz w:val="18"/>
@@ -6342,7 +6342,7 @@
             </w:pPr>
             <w:r>
               <w:rPr>
-                <w:rFonts w:ascii="Noto Sans KR" w:hAnsi="Noto Sans KR" w:eastAsia="Noto Sans KR"/>
+                <w:rFonts w:ascii="NanumGothic" w:hAnsi="NanumGothic" w:eastAsia="NanumGothic" w:cs="NanumGothic"/>
                 <w:b w:val="0"/>
                 <w:color w:val="000000"/>
                 <w:sz w:val="18"/>
@@ -6379,7 +6379,7 @@
             </w:pPr>
             <w:r>
               <w:rPr>
-                <w:rFonts w:ascii="Noto Sans KR" w:hAnsi="Noto Sans KR" w:eastAsia="Noto Sans KR"/>
+                <w:rFonts w:ascii="NanumGothic" w:hAnsi="NanumGothic" w:eastAsia="NanumGothic" w:cs="NanumGothic"/>
                 <w:b w:val="0"/>
                 <w:color w:val="000000"/>
                 <w:sz w:val="18"/>
@@ -6414,7 +6414,7 @@
             </w:pPr>
             <w:r>
               <w:rPr>
-                <w:rFonts w:ascii="Noto Sans KR" w:hAnsi="Noto Sans KR" w:eastAsia="Noto Sans KR"/>
+                <w:rFonts w:ascii="NanumGothic" w:hAnsi="NanumGothic" w:eastAsia="NanumGothic" w:cs="NanumGothic"/>
                 <w:b w:val="0"/>
                 <w:color w:val="000000"/>
                 <w:sz w:val="18"/>
@@ -6449,7 +6449,7 @@
             </w:pPr>
             <w:r>
               <w:rPr>
-                <w:rFonts w:ascii="Noto Sans KR" w:hAnsi="Noto Sans KR" w:eastAsia="Noto Sans KR"/>
+                <w:rFonts w:ascii="NanumGothic" w:hAnsi="NanumGothic" w:eastAsia="NanumGothic" w:cs="NanumGothic"/>
                 <w:b w:val="0"/>
                 <w:color w:val="000000"/>
                 <w:sz w:val="18"/>
@@ -6487,7 +6487,7 @@
             </w:pPr>
             <w:r>
               <w:rPr>
-                <w:rFonts w:ascii="Noto Sans KR" w:hAnsi="Noto Sans KR" w:eastAsia="Noto Sans KR"/>
+                <w:rFonts w:ascii="NanumGothic" w:hAnsi="NanumGothic" w:eastAsia="NanumGothic" w:cs="NanumGothic"/>
                 <w:b w:val="0"/>
                 <w:color w:val="000000"/>
                 <w:sz w:val="18"/>
@@ -6523,7 +6523,7 @@
             </w:pPr>
             <w:r>
               <w:rPr>
-                <w:rFonts w:ascii="Noto Sans KR" w:hAnsi="Noto Sans KR" w:eastAsia="Noto Sans KR"/>
+                <w:rFonts w:ascii="NanumGothic" w:hAnsi="NanumGothic" w:eastAsia="NanumGothic" w:cs="NanumGothic"/>
                 <w:b w:val="0"/>
                 <w:color w:val="000000"/>
                 <w:sz w:val="18"/>
@@ -6559,7 +6559,7 @@
             </w:pPr>
             <w:r>
               <w:rPr>
-                <w:rFonts w:ascii="Noto Sans KR" w:hAnsi="Noto Sans KR" w:eastAsia="Noto Sans KR"/>
+                <w:rFonts w:ascii="NanumGothic" w:hAnsi="NanumGothic" w:eastAsia="NanumGothic" w:cs="NanumGothic"/>
                 <w:b w:val="0"/>
                 <w:color w:val="000000"/>
                 <w:sz w:val="18"/>
@@ -6596,7 +6596,7 @@
             </w:pPr>
             <w:r>
               <w:rPr>
-                <w:rFonts w:ascii="Noto Sans KR" w:hAnsi="Noto Sans KR" w:eastAsia="Noto Sans KR"/>
+                <w:rFonts w:ascii="NanumGothic" w:hAnsi="NanumGothic" w:eastAsia="NanumGothic" w:cs="NanumGothic"/>
                 <w:b w:val="0"/>
                 <w:color w:val="000000"/>
                 <w:sz w:val="18"/>
@@ -6631,7 +6631,7 @@
             </w:pPr>
             <w:r>
               <w:rPr>
-                <w:rFonts w:ascii="Noto Sans KR" w:hAnsi="Noto Sans KR" w:eastAsia="Noto Sans KR"/>
+                <w:rFonts w:ascii="NanumGothic" w:hAnsi="NanumGothic" w:eastAsia="NanumGothic" w:cs="NanumGothic"/>
                 <w:b w:val="0"/>
                 <w:color w:val="000000"/>
                 <w:sz w:val="18"/>
@@ -6666,7 +6666,7 @@
             </w:pPr>
             <w:r>
               <w:rPr>
-                <w:rFonts w:ascii="Noto Sans KR" w:hAnsi="Noto Sans KR" w:eastAsia="Noto Sans KR"/>
+                <w:rFonts w:ascii="NanumGothic" w:hAnsi="NanumGothic" w:eastAsia="NanumGothic" w:cs="NanumGothic"/>
                 <w:b w:val="0"/>
                 <w:color w:val="000000"/>
                 <w:sz w:val="18"/>
@@ -6698,7 +6698,7 @@
       </w:pPr>
       <w:r>
         <w:rPr>
-          <w:rFonts w:ascii="Noto Sans KR" w:hAnsi="Noto Sans KR" w:eastAsia="Noto Sans KR"/>
+          <w:rFonts w:ascii="NanumGothic" w:hAnsi="NanumGothic" w:eastAsia="NanumGothic" w:cs="NanumGothic"/>
           <w:b w:val="0"/>
           <w:color w:val="000000"/>
           <w:sz w:val="21"/>
@@ -6714,7 +6714,7 @@
       </w:pPr>
       <w:r>
         <w:rPr>
-          <w:rFonts w:ascii="Noto Sans KR" w:hAnsi="Noto Sans KR" w:eastAsia="Noto Sans KR"/>
+          <w:rFonts w:ascii="NanumGothic" w:hAnsi="NanumGothic" w:eastAsia="NanumGothic" w:cs="NanumGothic"/>
           <w:b w:val="0"/>
           <w:color w:val="000000"/>
           <w:sz w:val="20"/>
@@ -6730,7 +6730,7 @@
       </w:pPr>
       <w:r>
         <w:rPr>
-          <w:rFonts w:ascii="Noto Sans KR" w:hAnsi="Noto Sans KR" w:eastAsia="Noto Sans KR"/>
+          <w:rFonts w:ascii="NanumGothic" w:hAnsi="NanumGothic" w:eastAsia="NanumGothic" w:cs="NanumGothic"/>
           <w:b w:val="0"/>
           <w:color w:val="000000"/>
           <w:sz w:val="20"/>
@@ -6746,7 +6746,7 @@
       </w:pPr>
       <w:r>
         <w:rPr>
-          <w:rFonts w:ascii="Noto Sans KR" w:hAnsi="Noto Sans KR" w:eastAsia="Noto Sans KR"/>
+          <w:rFonts w:ascii="NanumGothic" w:hAnsi="NanumGothic" w:eastAsia="NanumGothic" w:cs="NanumGothic"/>
           <w:b w:val="0"/>
           <w:color w:val="000000"/>
           <w:sz w:val="20"/>
@@ -6762,7 +6762,7 @@
       </w:pPr>
       <w:r>
         <w:rPr>
-          <w:rFonts w:ascii="Noto Sans KR" w:hAnsi="Noto Sans KR" w:eastAsia="Noto Sans KR"/>
+          <w:rFonts w:ascii="NanumGothic" w:hAnsi="NanumGothic" w:eastAsia="NanumGothic" w:cs="NanumGothic"/>
           <w:b w:val="0"/>
           <w:color w:val="000000"/>
           <w:sz w:val="20"/>
@@ -6778,7 +6778,7 @@
       </w:pPr>
       <w:r>
         <w:rPr>
-          <w:rFonts w:ascii="Noto Sans KR" w:hAnsi="Noto Sans KR" w:eastAsia="Noto Sans KR"/>
+          <w:rFonts w:ascii="NanumGothic" w:hAnsi="NanumGothic" w:eastAsia="NanumGothic" w:cs="NanumGothic"/>
           <w:b w:val="0"/>
           <w:color w:val="000000"/>
           <w:sz w:val="20"/>
@@ -6806,7 +6806,7 @@
     </w:pPr>
     <w:r>
       <w:rPr>
-        <w:rFonts w:ascii="Noto Sans KR" w:hAnsi="Noto Sans KR" w:eastAsia="Noto Sans KR"/>
+        <w:rFonts w:ascii="NanumGothic" w:hAnsi="NanumGothic" w:eastAsia="NanumGothic" w:cs="NanumGothic"/>
         <w:b w:val="0"/>
         <w:color w:val="666666"/>
         <w:sz w:val="16"/>
@@ -6910,7 +6910,7 @@
         <w:ind w:left="1440" w:hanging="360"/>
       </w:pPr>
       <w:rPr>
-        <w:rFonts w:ascii="Symbol" w:hAnsi="Symbol" w:hint="default"/>
+        <w:rFonts w:ascii="NanumGothic" w:hAnsi="NanumGothic" w:eastAsia="NanumGothic" w:cs="NanumGothic"/>
       </w:rPr>
     </w:lvl>
   </w:abstractNum>
@@ -6931,7 +6931,7 @@
         <w:ind w:left="1080" w:hanging="360"/>
       </w:pPr>
       <w:rPr>
-        <w:rFonts w:ascii="Symbol" w:hAnsi="Symbol" w:hint="default"/>
+        <w:rFonts w:ascii="NanumGothic" w:hAnsi="NanumGothic" w:eastAsia="NanumGothic" w:cs="NanumGothic"/>
       </w:rPr>
     </w:lvl>
   </w:abstractNum>
@@ -6952,7 +6952,7 @@
         <w:ind w:left="720" w:hanging="360"/>
       </w:pPr>
       <w:rPr>
-        <w:rFonts w:ascii="Symbol" w:hAnsi="Symbol" w:hint="default"/>
+        <w:rFonts w:ascii="NanumGothic" w:hAnsi="NanumGothic" w:eastAsia="NanumGothic" w:cs="NanumGothic"/>
       </w:rPr>
     </w:lvl>
   </w:abstractNum>
@@ -6991,7 +6991,7 @@
         <w:ind w:left="360" w:hanging="360"/>
       </w:pPr>
       <w:rPr>
-        <w:rFonts w:ascii="Symbol" w:hAnsi="Symbol" w:hint="default"/>
+        <w:rFonts w:ascii="NanumGothic" w:hAnsi="NanumGothic" w:eastAsia="NanumGothic" w:cs="NanumGothic"/>
       </w:rPr>
     </w:lvl>
   </w:abstractNum>
@@ -7030,7 +7030,7 @@
   <w:docDefaults>
     <w:rPrDefault>
       <w:rPr>
-        <w:rFonts w:asciiTheme="minorHAnsi" w:eastAsiaTheme="minorEastAsia" w:hAnsiTheme="minorHAnsi" w:cstheme="minorBidi"/>
+        <w:rFonts w:ascii="NanumGothic" w:hAnsi="NanumGothic" w:eastAsia="NanumGothic" w:cs="NanumGothic"/>
         <w:sz w:val="22"/>
         <w:szCs w:val="22"/>
         <w:lang w:val="en-US" w:eastAsia="en-US" w:bidi="ar-SA"/>
@@ -7186,7 +7186,7 @@
     <w:qFormat/>
     <w:rsid w:val="00FC693F"/>
     <w:rPr>
-      <w:rFonts w:ascii="Noto Sans KR" w:hAnsi="Noto Sans KR" w:eastAsia="Noto Sans KR"/>
+      <w:rFonts w:ascii="NanumGothic" w:hAnsi="NanumGothic" w:eastAsia="NanumGothic" w:cs="NanumGothic"/>
       <w:color w:val="000000"/>
       <w:sz w:val="21"/>
     </w:rPr>
@@ -7250,7 +7250,7 @@
       <w:outlineLvl w:val="0"/>
     </w:pPr>
     <w:rPr>
-      <w:rFonts w:asciiTheme="majorHAnsi" w:eastAsiaTheme="majorEastAsia" w:hAnsiTheme="majorHAnsi" w:cstheme="majorBidi" w:ascii="Noto Sans KR" w:hAnsi="Noto Sans KR" w:eastAsia="Noto Sans KR"/>
+      <w:rFonts w:ascii="NanumGothic" w:hAnsi="NanumGothic" w:eastAsia="NanumGothic" w:cs="NanumGothic"/>
       <w:b/>
       <w:bCs/>
       <w:color w:val="000000"/>
@@ -7274,7 +7274,7 @@
       <w:outlineLvl w:val="1"/>
     </w:pPr>
     <w:rPr>
-      <w:rFonts w:asciiTheme="majorHAnsi" w:eastAsiaTheme="majorEastAsia" w:hAnsiTheme="majorHAnsi" w:cstheme="majorBidi" w:ascii="Noto Sans KR" w:hAnsi="Noto Sans KR" w:eastAsia="Noto Sans KR"/>
+      <w:rFonts w:ascii="NanumGothic" w:hAnsi="NanumGothic" w:eastAsia="NanumGothic" w:cs="NanumGothic"/>
       <w:b/>
       <w:bCs/>
       <w:color w:val="000000"/>
@@ -7298,7 +7298,7 @@
       <w:outlineLvl w:val="2"/>
     </w:pPr>
     <w:rPr>
-      <w:rFonts w:asciiTheme="majorHAnsi" w:eastAsiaTheme="majorEastAsia" w:hAnsiTheme="majorHAnsi" w:cstheme="majorBidi" w:ascii="Noto Sans KR" w:hAnsi="Noto Sans KR" w:eastAsia="Noto Sans KR"/>
+      <w:rFonts w:ascii="NanumGothic" w:hAnsi="NanumGothic" w:eastAsia="NanumGothic" w:cs="NanumGothic"/>
       <w:b/>
       <w:bCs/>
       <w:color w:val="000000"/>
@@ -7322,7 +7322,7 @@
       <w:outlineLvl w:val="3"/>
     </w:pPr>
     <w:rPr>
-      <w:rFonts w:asciiTheme="majorHAnsi" w:eastAsiaTheme="majorEastAsia" w:hAnsiTheme="majorHAnsi" w:cstheme="majorBidi"/>
+      <w:rFonts w:ascii="NanumGothic" w:hAnsi="NanumGothic" w:eastAsia="NanumGothic" w:cs="NanumGothic"/>
       <w:b/>
       <w:bCs/>
       <w:i/>
@@ -7347,7 +7347,7 @@
       <w:outlineLvl w:val="4"/>
     </w:pPr>
     <w:rPr>
-      <w:rFonts w:asciiTheme="majorHAnsi" w:eastAsiaTheme="majorEastAsia" w:hAnsiTheme="majorHAnsi" w:cstheme="majorBidi"/>
+      <w:rFonts w:ascii="NanumGothic" w:hAnsi="NanumGothic" w:eastAsia="NanumGothic" w:cs="NanumGothic"/>
       <w:color w:val="243F60" w:themeColor="accent1" w:themeShade="7F"/>
     </w:rPr>
   </w:style>
@@ -7368,7 +7368,7 @@
       <w:outlineLvl w:val="5"/>
     </w:pPr>
     <w:rPr>
-      <w:rFonts w:asciiTheme="majorHAnsi" w:eastAsiaTheme="majorEastAsia" w:hAnsiTheme="majorHAnsi" w:cstheme="majorBidi"/>
+      <w:rFonts w:ascii="NanumGothic" w:hAnsi="NanumGothic" w:eastAsia="NanumGothic" w:cs="NanumGothic"/>
       <w:i/>
       <w:iCs/>
       <w:color w:val="243F60" w:themeColor="accent1" w:themeShade="7F"/>
@@ -7391,7 +7391,7 @@
       <w:outlineLvl w:val="6"/>
     </w:pPr>
     <w:rPr>
-      <w:rFonts w:asciiTheme="majorHAnsi" w:eastAsiaTheme="majorEastAsia" w:hAnsiTheme="majorHAnsi" w:cstheme="majorBidi"/>
+      <w:rFonts w:ascii="NanumGothic" w:hAnsi="NanumGothic" w:eastAsia="NanumGothic" w:cs="NanumGothic"/>
       <w:i/>
       <w:iCs/>
       <w:color w:val="404040" w:themeColor="text1" w:themeTint="BF"/>
@@ -7414,7 +7414,7 @@
       <w:outlineLvl w:val="7"/>
     </w:pPr>
     <w:rPr>
-      <w:rFonts w:asciiTheme="majorHAnsi" w:eastAsiaTheme="majorEastAsia" w:hAnsiTheme="majorHAnsi" w:cstheme="majorBidi"/>
+      <w:rFonts w:ascii="NanumGothic" w:hAnsi="NanumGothic" w:eastAsia="NanumGothic" w:cs="NanumGothic"/>
       <w:color w:val="4F81BD" w:themeColor="accent1"/>
       <w:sz w:val="20"/>
       <w:szCs w:val="20"/>
@@ -7437,7 +7437,7 @@
       <w:outlineLvl w:val="8"/>
     </w:pPr>
     <w:rPr>
-      <w:rFonts w:asciiTheme="majorHAnsi" w:eastAsiaTheme="majorEastAsia" w:hAnsiTheme="majorHAnsi" w:cstheme="majorBidi"/>
+      <w:rFonts w:ascii="NanumGothic" w:hAnsi="NanumGothic" w:eastAsia="NanumGothic" w:cs="NanumGothic"/>
       <w:i/>
       <w:iCs/>
       <w:color w:val="404040" w:themeColor="text1" w:themeTint="BF"/>
@@ -7488,7 +7488,7 @@
     <w:uiPriority w:val="9"/>
     <w:rsid w:val="00FC693F"/>
     <w:rPr>
-      <w:rFonts w:asciiTheme="majorHAnsi" w:eastAsiaTheme="majorEastAsia" w:hAnsiTheme="majorHAnsi" w:cstheme="majorBidi"/>
+      <w:rFonts w:ascii="NanumGothic" w:hAnsi="NanumGothic" w:eastAsia="NanumGothic" w:cs="NanumGothic"/>
       <w:b/>
       <w:bCs/>
       <w:color w:val="365F91" w:themeColor="accent1" w:themeShade="BF"/>
@@ -7503,7 +7503,7 @@
     <w:uiPriority w:val="9"/>
     <w:rsid w:val="00FC693F"/>
     <w:rPr>
-      <w:rFonts w:asciiTheme="majorHAnsi" w:eastAsiaTheme="majorEastAsia" w:hAnsiTheme="majorHAnsi" w:cstheme="majorBidi"/>
+      <w:rFonts w:ascii="NanumGothic" w:hAnsi="NanumGothic" w:eastAsia="NanumGothic" w:cs="NanumGothic"/>
       <w:b/>
       <w:bCs/>
       <w:color w:val="4F81BD" w:themeColor="accent1"/>
@@ -7518,7 +7518,7 @@
     <w:uiPriority w:val="9"/>
     <w:rsid w:val="00FC693F"/>
     <w:rPr>
-      <w:rFonts w:asciiTheme="majorHAnsi" w:eastAsiaTheme="majorEastAsia" w:hAnsiTheme="majorHAnsi" w:cstheme="majorBidi"/>
+      <w:rFonts w:ascii="NanumGothic" w:hAnsi="NanumGothic" w:eastAsia="NanumGothic" w:cs="NanumGothic"/>
       <w:b/>
       <w:bCs/>
       <w:color w:val="4F81BD" w:themeColor="accent1"/>
@@ -7537,7 +7537,7 @@
       <w:contextualSpacing/>
     </w:pPr>
     <w:rPr>
-      <w:rFonts w:asciiTheme="majorHAnsi" w:eastAsiaTheme="majorEastAsia" w:hAnsiTheme="majorHAnsi" w:cstheme="majorBidi" w:ascii="Noto Sans KR" w:hAnsi="Noto Sans KR" w:eastAsia="Noto Sans KR"/>
+      <w:rFonts w:ascii="NanumGothic" w:hAnsi="NanumGothic" w:eastAsia="NanumGothic" w:cs="NanumGothic"/>
       <w:b/>
       <w:color w:val="000000"/>
       <w:spacing w:val="5"/>
@@ -7553,7 +7553,7 @@
     <w:uiPriority w:val="10"/>
     <w:rsid w:val="00FC693F"/>
     <w:rPr>
-      <w:rFonts w:asciiTheme="majorHAnsi" w:eastAsiaTheme="majorEastAsia" w:hAnsiTheme="majorHAnsi" w:cstheme="majorBidi"/>
+      <w:rFonts w:ascii="NanumGothic" w:hAnsi="NanumGothic" w:eastAsia="NanumGothic" w:cs="NanumGothic"/>
       <w:color w:val="17365D" w:themeColor="text2" w:themeShade="BF"/>
       <w:spacing w:val="5"/>
       <w:kern w:val="28"/>
@@ -7576,7 +7576,7 @@
       <w:spacing w:before="0" w:after="320"/>
     </w:pPr>
     <w:rPr>
-      <w:rFonts w:asciiTheme="majorHAnsi" w:eastAsiaTheme="majorEastAsia" w:hAnsiTheme="majorHAnsi" w:cstheme="majorBidi" w:ascii="Noto Sans KR" w:hAnsi="Noto Sans KR" w:eastAsia="Noto Sans KR"/>
+      <w:rFonts w:ascii="NanumGothic" w:hAnsi="NanumGothic" w:eastAsia="NanumGothic" w:cs="NanumGothic"/>
       <w:b w:val="0"/>
       <w:i/>
       <w:iCs/>
@@ -7593,7 +7593,7 @@
     <w:uiPriority w:val="11"/>
     <w:rsid w:val="00FC693F"/>
     <w:rPr>
-      <w:rFonts w:asciiTheme="majorHAnsi" w:eastAsiaTheme="majorEastAsia" w:hAnsiTheme="majorHAnsi" w:cstheme="majorBidi"/>
+      <w:rFonts w:ascii="NanumGothic" w:hAnsi="NanumGothic" w:eastAsia="NanumGothic" w:cs="NanumGothic"/>
       <w:i/>
       <w:iCs/>
       <w:color w:val="4F81BD" w:themeColor="accent1"/>
@@ -7624,7 +7624,7 @@
       <w:spacing w:after="120" w:before="0" w:line="283" w:lineRule="auto"/>
     </w:pPr>
     <w:rPr>
-      <w:rFonts w:ascii="Noto Sans KR" w:hAnsi="Noto Sans KR" w:eastAsia="Noto Sans KR"/>
+      <w:rFonts w:ascii="NanumGothic" w:hAnsi="NanumGothic" w:eastAsia="NanumGothic" w:cs="NanumGothic"/>
       <w:b w:val="0"/>
       <w:color w:val="000000"/>
       <w:sz w:val="21"/>
@@ -7846,7 +7846,7 @@
       </w:tabs>
     </w:pPr>
     <w:rPr>
-      <w:rFonts w:ascii="Courier" w:hAnsi="Courier"/>
+      <w:rFonts w:ascii="NanumGothic" w:hAnsi="NanumGothic" w:eastAsia="NanumGothic" w:cs="NanumGothic"/>
       <w:sz w:val="20"/>
       <w:szCs w:val="20"/>
     </w:rPr>
@@ -7858,7 +7858,7 @@
     <w:uiPriority w:val="99"/>
     <w:rsid w:val="0029639D"/>
     <w:rPr>
-      <w:rFonts w:ascii="Courier" w:hAnsi="Courier"/>
+      <w:rFonts w:ascii="NanumGothic" w:hAnsi="NanumGothic" w:eastAsia="NanumGothic" w:cs="NanumGothic"/>
       <w:sz w:val="20"/>
       <w:szCs w:val="20"/>
     </w:rPr>
@@ -7897,7 +7897,7 @@
     <w:semiHidden/>
     <w:rsid w:val="00FC693F"/>
     <w:rPr>
-      <w:rFonts w:asciiTheme="majorHAnsi" w:eastAsiaTheme="majorEastAsia" w:hAnsiTheme="majorHAnsi" w:cstheme="majorBidi"/>
+      <w:rFonts w:ascii="NanumGothic" w:hAnsi="NanumGothic" w:eastAsia="NanumGothic" w:cs="NanumGothic"/>
       <w:b/>
       <w:bCs/>
       <w:i/>
@@ -7913,7 +7913,7 @@
     <w:semiHidden/>
     <w:rsid w:val="00FC693F"/>
     <w:rPr>
-      <w:rFonts w:asciiTheme="majorHAnsi" w:eastAsiaTheme="majorEastAsia" w:hAnsiTheme="majorHAnsi" w:cstheme="majorBidi"/>
+      <w:rFonts w:ascii="NanumGothic" w:hAnsi="NanumGothic" w:eastAsia="NanumGothic" w:cs="NanumGothic"/>
       <w:color w:val="243F60" w:themeColor="accent1" w:themeShade="7F"/>
     </w:rPr>
   </w:style>
@@ -7925,7 +7925,7 @@
     <w:semiHidden/>
     <w:rsid w:val="00FC693F"/>
     <w:rPr>
-      <w:rFonts w:asciiTheme="majorHAnsi" w:eastAsiaTheme="majorEastAsia" w:hAnsiTheme="majorHAnsi" w:cstheme="majorBidi"/>
+      <w:rFonts w:ascii="NanumGothic" w:hAnsi="NanumGothic" w:eastAsia="NanumGothic" w:cs="NanumGothic"/>
       <w:i/>
       <w:iCs/>
       <w:color w:val="243F60" w:themeColor="accent1" w:themeShade="7F"/>
@@ -7939,7 +7939,7 @@
     <w:semiHidden/>
     <w:rsid w:val="00FC693F"/>
     <w:rPr>
-      <w:rFonts w:asciiTheme="majorHAnsi" w:eastAsiaTheme="majorEastAsia" w:hAnsiTheme="majorHAnsi" w:cstheme="majorBidi"/>
+      <w:rFonts w:ascii="NanumGothic" w:hAnsi="NanumGothic" w:eastAsia="NanumGothic" w:cs="NanumGothic"/>
       <w:i/>
       <w:iCs/>
       <w:color w:val="404040" w:themeColor="text1" w:themeTint="BF"/>
@@ -7953,7 +7953,7 @@
     <w:semiHidden/>
     <w:rsid w:val="00FC693F"/>
     <w:rPr>
-      <w:rFonts w:asciiTheme="majorHAnsi" w:eastAsiaTheme="majorEastAsia" w:hAnsiTheme="majorHAnsi" w:cstheme="majorBidi"/>
+      <w:rFonts w:ascii="NanumGothic" w:hAnsi="NanumGothic" w:eastAsia="NanumGothic" w:cs="NanumGothic"/>
       <w:color w:val="4F81BD" w:themeColor="accent1"/>
       <w:sz w:val="20"/>
       <w:szCs w:val="20"/>
@@ -7967,7 +7967,7 @@
     <w:semiHidden/>
     <w:rsid w:val="00FC693F"/>
     <w:rPr>
-      <w:rFonts w:asciiTheme="majorHAnsi" w:eastAsiaTheme="majorEastAsia" w:hAnsiTheme="majorHAnsi" w:cstheme="majorBidi"/>
+      <w:rFonts w:ascii="NanumGothic" w:hAnsi="NanumGothic" w:eastAsia="NanumGothic" w:cs="NanumGothic"/>
       <w:i/>
       <w:iCs/>
       <w:color w:val="404040" w:themeColor="text1" w:themeTint="BF"/>
@@ -9556,7 +9556,7 @@
         <w:spacing w:before="0" w:after="0" w:line="240" w:lineRule="auto"/>
       </w:pPr>
       <w:rPr>
-        <w:rFonts w:asciiTheme="majorHAnsi" w:eastAsiaTheme="majorEastAsia" w:hAnsiTheme="majorHAnsi" w:cstheme="majorBidi"/>
+        <w:rFonts w:ascii="NanumGothic" w:hAnsi="NanumGothic" w:eastAsia="NanumGothic" w:cs="NanumGothic"/>
         <w:b/>
         <w:bCs/>
       </w:rPr>
@@ -9577,7 +9577,7 @@
         <w:spacing w:before="0" w:after="0" w:line="240" w:lineRule="auto"/>
       </w:pPr>
       <w:rPr>
-        <w:rFonts w:asciiTheme="majorHAnsi" w:eastAsiaTheme="majorEastAsia" w:hAnsiTheme="majorHAnsi" w:cstheme="majorBidi"/>
+        <w:rFonts w:ascii="NanumGothic" w:hAnsi="NanumGothic" w:eastAsia="NanumGothic" w:cs="NanumGothic"/>
         <w:b/>
         <w:bCs/>
       </w:rPr>
@@ -9595,14 +9595,14 @@
     </w:tblStylePr>
     <w:tblStylePr w:type="firstCol">
       <w:rPr>
-        <w:rFonts w:asciiTheme="majorHAnsi" w:eastAsiaTheme="majorEastAsia" w:hAnsiTheme="majorHAnsi" w:cstheme="majorBidi"/>
+        <w:rFonts w:ascii="NanumGothic" w:hAnsi="NanumGothic" w:eastAsia="NanumGothic" w:cs="NanumGothic"/>
         <w:b/>
         <w:bCs/>
       </w:rPr>
     </w:tblStylePr>
     <w:tblStylePr w:type="lastCol">
       <w:rPr>
-        <w:rFonts w:asciiTheme="majorHAnsi" w:eastAsiaTheme="majorEastAsia" w:hAnsiTheme="majorHAnsi" w:cstheme="majorBidi"/>
+        <w:rFonts w:ascii="NanumGothic" w:hAnsi="NanumGothic" w:eastAsia="NanumGothic" w:cs="NanumGothic"/>
         <w:b/>
         <w:bCs/>
       </w:rPr>
@@ -9686,7 +9686,7 @@
         <w:spacing w:before="0" w:after="0" w:line="240" w:lineRule="auto"/>
       </w:pPr>
       <w:rPr>
-        <w:rFonts w:asciiTheme="majorHAnsi" w:eastAsiaTheme="majorEastAsia" w:hAnsiTheme="majorHAnsi" w:cstheme="majorBidi"/>
+        <w:rFonts w:ascii="NanumGothic" w:hAnsi="NanumGothic" w:eastAsia="NanumGothic" w:cs="NanumGothic"/>
         <w:b/>
         <w:bCs/>
       </w:rPr>
@@ -9707,7 +9707,7 @@
         <w:spacing w:before="0" w:after="0" w:line="240" w:lineRule="auto"/>
       </w:pPr>
       <w:rPr>
-        <w:rFonts w:asciiTheme="majorHAnsi" w:eastAsiaTheme="majorEastAsia" w:hAnsiTheme="majorHAnsi" w:cstheme="majorBidi"/>
+        <w:rFonts w:ascii="NanumGothic" w:hAnsi="NanumGothic" w:eastAsia="NanumGothic" w:cs="NanumGothic"/>
         <w:b/>
         <w:bCs/>
       </w:rPr>
@@ -9725,14 +9725,14 @@
     </w:tblStylePr>
     <w:tblStylePr w:type="firstCol">
       <w:rPr>
-        <w:rFonts w:asciiTheme="majorHAnsi" w:eastAsiaTheme="majorEastAsia" w:hAnsiTheme="majorHAnsi" w:cstheme="majorBidi"/>
+        <w:rFonts w:ascii="NanumGothic" w:hAnsi="NanumGothic" w:eastAsia="NanumGothic" w:cs="NanumGothic"/>
         <w:b/>
         <w:bCs/>
       </w:rPr>
     </w:tblStylePr>
     <w:tblStylePr w:type="lastCol">
       <w:rPr>
-        <w:rFonts w:asciiTheme="majorHAnsi" w:eastAsiaTheme="majorEastAsia" w:hAnsiTheme="majorHAnsi" w:cstheme="majorBidi"/>
+        <w:rFonts w:ascii="NanumGothic" w:hAnsi="NanumGothic" w:eastAsia="NanumGothic" w:cs="NanumGothic"/>
         <w:b/>
         <w:bCs/>
       </w:rPr>
@@ -9816,7 +9816,7 @@
         <w:spacing w:before="0" w:after="0" w:line="240" w:lineRule="auto"/>
       </w:pPr>
       <w:rPr>
-        <w:rFonts w:asciiTheme="majorHAnsi" w:eastAsiaTheme="majorEastAsia" w:hAnsiTheme="majorHAnsi" w:cstheme="majorBidi"/>
+        <w:rFonts w:ascii="NanumGothic" w:hAnsi="NanumGothic" w:eastAsia="NanumGothic" w:cs="NanumGothic"/>
         <w:b/>
         <w:bCs/>
       </w:rPr>
@@ -9837,7 +9837,7 @@
         <w:spacing w:before="0" w:after="0" w:line="240" w:lineRule="auto"/>
       </w:pPr>
       <w:rPr>
-        <w:rFonts w:asciiTheme="majorHAnsi" w:eastAsiaTheme="majorEastAsia" w:hAnsiTheme="majorHAnsi" w:cstheme="majorBidi"/>
+        <w:rFonts w:ascii="NanumGothic" w:hAnsi="NanumGothic" w:eastAsia="NanumGothic" w:cs="NanumGothic"/>
         <w:b/>
         <w:bCs/>
       </w:rPr>
@@ -9855,14 +9855,14 @@
     </w:tblStylePr>
     <w:tblStylePr w:type="firstCol">
       <w:rPr>
-        <w:rFonts w:asciiTheme="majorHAnsi" w:eastAsiaTheme="majorEastAsia" w:hAnsiTheme="majorHAnsi" w:cstheme="majorBidi"/>
+        <w:rFonts w:ascii="NanumGothic" w:hAnsi="NanumGothic" w:eastAsia="NanumGothic" w:cs="NanumGothic"/>
         <w:b/>
         <w:bCs/>
       </w:rPr>
     </w:tblStylePr>
     <w:tblStylePr w:type="lastCol">
       <w:rPr>
-        <w:rFonts w:asciiTheme="majorHAnsi" w:eastAsiaTheme="majorEastAsia" w:hAnsiTheme="majorHAnsi" w:cstheme="majorBidi"/>
+        <w:rFonts w:ascii="NanumGothic" w:hAnsi="NanumGothic" w:eastAsia="NanumGothic" w:cs="NanumGothic"/>
         <w:b/>
         <w:bCs/>
       </w:rPr>
@@ -9946,7 +9946,7 @@
         <w:spacing w:before="0" w:after="0" w:line="240" w:lineRule="auto"/>
       </w:pPr>
       <w:rPr>
-        <w:rFonts w:asciiTheme="majorHAnsi" w:eastAsiaTheme="majorEastAsia" w:hAnsiTheme="majorHAnsi" w:cstheme="majorBidi"/>
+        <w:rFonts w:ascii="NanumGothic" w:hAnsi="NanumGothic" w:eastAsia="NanumGothic" w:cs="NanumGothic"/>
         <w:b/>
         <w:bCs/>
       </w:rPr>
@@ -9967,7 +9967,7 @@
         <w:spacing w:before="0" w:after="0" w:line="240" w:lineRule="auto"/>
       </w:pPr>
       <w:rPr>
-        <w:rFonts w:asciiTheme="majorHAnsi" w:eastAsiaTheme="majorEastAsia" w:hAnsiTheme="majorHAnsi" w:cstheme="majorBidi"/>
+        <w:rFonts w:ascii="NanumGothic" w:hAnsi="NanumGothic" w:eastAsia="NanumGothic" w:cs="NanumGothic"/>
         <w:b/>
         <w:bCs/>
       </w:rPr>
@@ -9985,14 +9985,14 @@
     </w:tblStylePr>
     <w:tblStylePr w:type="firstCol">
       <w:rPr>
-        <w:rFonts w:asciiTheme="majorHAnsi" w:eastAsiaTheme="majorEastAsia" w:hAnsiTheme="majorHAnsi" w:cstheme="majorBidi"/>
+        <w:rFonts w:ascii="NanumGothic" w:hAnsi="NanumGothic" w:eastAsia="NanumGothic" w:cs="NanumGothic"/>
         <w:b/>
         <w:bCs/>
       </w:rPr>
     </w:tblStylePr>
     <w:tblStylePr w:type="lastCol">
       <w:rPr>
-        <w:rFonts w:asciiTheme="majorHAnsi" w:eastAsiaTheme="majorEastAsia" w:hAnsiTheme="majorHAnsi" w:cstheme="majorBidi"/>
+        <w:rFonts w:ascii="NanumGothic" w:hAnsi="NanumGothic" w:eastAsia="NanumGothic" w:cs="NanumGothic"/>
         <w:b/>
         <w:bCs/>
       </w:rPr>
@@ -10076,7 +10076,7 @@
         <w:spacing w:before="0" w:after="0" w:line="240" w:lineRule="auto"/>
       </w:pPr>
       <w:rPr>
-        <w:rFonts w:asciiTheme="majorHAnsi" w:eastAsiaTheme="majorEastAsia" w:hAnsiTheme="majorHAnsi" w:cstheme="majorBidi"/>
+        <w:rFonts w:ascii="NanumGothic" w:hAnsi="NanumGothic" w:eastAsia="NanumGothic" w:cs="NanumGothic"/>
         <w:b/>
         <w:bCs/>
       </w:rPr>
@@ -10097,7 +10097,7 @@
         <w:spacing w:before="0" w:after="0" w:line="240" w:lineRule="auto"/>
       </w:pPr>
       <w:rPr>
-        <w:rFonts w:asciiTheme="majorHAnsi" w:eastAsiaTheme="majorEastAsia" w:hAnsiTheme="majorHAnsi" w:cstheme="majorBidi"/>
+        <w:rFonts w:ascii="NanumGothic" w:hAnsi="NanumGothic" w:eastAsia="NanumGothic" w:cs="NanumGothic"/>
         <w:b/>
         <w:bCs/>
       </w:rPr>
@@ -10115,14 +10115,14 @@
     </w:tblStylePr>
     <w:tblStylePr w:type="firstCol">
       <w:rPr>
-        <w:rFonts w:asciiTheme="majorHAnsi" w:eastAsiaTheme="majorEastAsia" w:hAnsiTheme="majorHAnsi" w:cstheme="majorBidi"/>
+        <w:rFonts w:ascii="NanumGothic" w:hAnsi="NanumGothic" w:eastAsia="NanumGothic" w:cs="NanumGothic"/>
         <w:b/>
         <w:bCs/>
       </w:rPr>
     </w:tblStylePr>
     <w:tblStylePr w:type="lastCol">
       <w:rPr>
-        <w:rFonts w:asciiTheme="majorHAnsi" w:eastAsiaTheme="majorEastAsia" w:hAnsiTheme="majorHAnsi" w:cstheme="majorBidi"/>
+        <w:rFonts w:ascii="NanumGothic" w:hAnsi="NanumGothic" w:eastAsia="NanumGothic" w:cs="NanumGothic"/>
         <w:b/>
         <w:bCs/>
       </w:rPr>
@@ -10206,7 +10206,7 @@
         <w:spacing w:before="0" w:after="0" w:line="240" w:lineRule="auto"/>
       </w:pPr>
       <w:rPr>
-        <w:rFonts w:asciiTheme="majorHAnsi" w:eastAsiaTheme="majorEastAsia" w:hAnsiTheme="majorHAnsi" w:cstheme="majorBidi"/>
+        <w:rFonts w:ascii="NanumGothic" w:hAnsi="NanumGothic" w:eastAsia="NanumGothic" w:cs="NanumGothic"/>
         <w:b/>
         <w:bCs/>
       </w:rPr>
@@ -10227,7 +10227,7 @@
         <w:spacing w:before="0" w:after="0" w:line="240" w:lineRule="auto"/>
       </w:pPr>
       <w:rPr>
-        <w:rFonts w:asciiTheme="majorHAnsi" w:eastAsiaTheme="majorEastAsia" w:hAnsiTheme="majorHAnsi" w:cstheme="majorBidi"/>
+        <w:rFonts w:ascii="NanumGothic" w:hAnsi="NanumGothic" w:eastAsia="NanumGothic" w:cs="NanumGothic"/>
         <w:b/>
         <w:bCs/>
       </w:rPr>
@@ -10245,14 +10245,14 @@
     </w:tblStylePr>
     <w:tblStylePr w:type="firstCol">
       <w:rPr>
-        <w:rFonts w:asciiTheme="majorHAnsi" w:eastAsiaTheme="majorEastAsia" w:hAnsiTheme="majorHAnsi" w:cstheme="majorBidi"/>
+        <w:rFonts w:ascii="NanumGothic" w:hAnsi="NanumGothic" w:eastAsia="NanumGothic" w:cs="NanumGothic"/>
         <w:b/>
         <w:bCs/>
       </w:rPr>
     </w:tblStylePr>
     <w:tblStylePr w:type="lastCol">
       <w:rPr>
-        <w:rFonts w:asciiTheme="majorHAnsi" w:eastAsiaTheme="majorEastAsia" w:hAnsiTheme="majorHAnsi" w:cstheme="majorBidi"/>
+        <w:rFonts w:ascii="NanumGothic" w:hAnsi="NanumGothic" w:eastAsia="NanumGothic" w:cs="NanumGothic"/>
         <w:b/>
         <w:bCs/>
       </w:rPr>
@@ -10336,7 +10336,7 @@
         <w:spacing w:before="0" w:after="0" w:line="240" w:lineRule="auto"/>
       </w:pPr>
       <w:rPr>
-        <w:rFonts w:asciiTheme="majorHAnsi" w:eastAsiaTheme="majorEastAsia" w:hAnsiTheme="majorHAnsi" w:cstheme="majorBidi"/>
+        <w:rFonts w:ascii="NanumGothic" w:hAnsi="NanumGothic" w:eastAsia="NanumGothic" w:cs="NanumGothic"/>
         <w:b/>
         <w:bCs/>
       </w:rPr>
@@ -10357,7 +10357,7 @@
         <w:spacing w:before="0" w:after="0" w:line="240" w:lineRule="auto"/>
       </w:pPr>
       <w:rPr>
-        <w:rFonts w:asciiTheme="majorHAnsi" w:eastAsiaTheme="majorEastAsia" w:hAnsiTheme="majorHAnsi" w:cstheme="majorBidi"/>
+        <w:rFonts w:ascii="NanumGothic" w:hAnsi="NanumGothic" w:eastAsia="NanumGothic" w:cs="NanumGothic"/>
         <w:b/>
         <w:bCs/>
       </w:rPr>
@@ -10375,14 +10375,14 @@
     </w:tblStylePr>
     <w:tblStylePr w:type="firstCol">
       <w:rPr>
-        <w:rFonts w:asciiTheme="majorHAnsi" w:eastAsiaTheme="majorEastAsia" w:hAnsiTheme="majorHAnsi" w:cstheme="majorBidi"/>
+        <w:rFonts w:ascii="NanumGothic" w:hAnsi="NanumGothic" w:eastAsia="NanumGothic" w:cs="NanumGothic"/>
         <w:b/>
         <w:bCs/>
       </w:rPr>
     </w:tblStylePr>
     <w:tblStylePr w:type="lastCol">
       <w:rPr>
-        <w:rFonts w:asciiTheme="majorHAnsi" w:eastAsiaTheme="majorEastAsia" w:hAnsiTheme="majorHAnsi" w:cstheme="majorBidi"/>
+        <w:rFonts w:ascii="NanumGothic" w:hAnsi="NanumGothic" w:eastAsia="NanumGothic" w:cs="NanumGothic"/>
         <w:b/>
         <w:bCs/>
       </w:rPr>
@@ -12247,7 +12247,7 @@
     </w:tblPr>
     <w:tblStylePr w:type="firstRow">
       <w:rPr>
-        <w:rFonts w:asciiTheme="majorHAnsi" w:eastAsiaTheme="majorEastAsia" w:hAnsiTheme="majorHAnsi" w:cstheme="majorBidi"/>
+        <w:rFonts w:ascii="NanumGothic" w:hAnsi="NanumGothic" w:eastAsia="NanumGothic" w:cs="NanumGothic"/>
       </w:rPr>
       <w:tblPr/>
       <w:tcPr>
@@ -12331,7 +12331,7 @@
     </w:tblPr>
     <w:tblStylePr w:type="firstRow">
       <w:rPr>
-        <w:rFonts w:asciiTheme="majorHAnsi" w:eastAsiaTheme="majorEastAsia" w:hAnsiTheme="majorHAnsi" w:cstheme="majorBidi"/>
+        <w:rFonts w:ascii="NanumGothic" w:hAnsi="NanumGothic" w:eastAsia="NanumGothic" w:cs="NanumGothic"/>
       </w:rPr>
       <w:tblPr/>
       <w:tcPr>
@@ -12415,7 +12415,7 @@
     </w:tblPr>
     <w:tblStylePr w:type="firstRow">
       <w:rPr>
-        <w:rFonts w:asciiTheme="majorHAnsi" w:eastAsiaTheme="majorEastAsia" w:hAnsiTheme="majorHAnsi" w:cstheme="majorBidi"/>
+        <w:rFonts w:ascii="NanumGothic" w:hAnsi="NanumGothic" w:eastAsia="NanumGothic" w:cs="NanumGothic"/>
       </w:rPr>
       <w:tblPr/>
       <w:tcPr>
@@ -12499,7 +12499,7 @@
     </w:tblPr>
     <w:tblStylePr w:type="firstRow">
       <w:rPr>
-        <w:rFonts w:asciiTheme="majorHAnsi" w:eastAsiaTheme="majorEastAsia" w:hAnsiTheme="majorHAnsi" w:cstheme="majorBidi"/>
+        <w:rFonts w:ascii="NanumGothic" w:hAnsi="NanumGothic" w:eastAsia="NanumGothic" w:cs="NanumGothic"/>
       </w:rPr>
       <w:tblPr/>
       <w:tcPr>
@@ -12583,7 +12583,7 @@
     </w:tblPr>
     <w:tblStylePr w:type="firstRow">
       <w:rPr>
-        <w:rFonts w:asciiTheme="majorHAnsi" w:eastAsiaTheme="majorEastAsia" w:hAnsiTheme="majorHAnsi" w:cstheme="majorBidi"/>
+        <w:rFonts w:ascii="NanumGothic" w:hAnsi="NanumGothic" w:eastAsia="NanumGothic" w:cs="NanumGothic"/>
       </w:rPr>
       <w:tblPr/>
       <w:tcPr>
@@ -12667,7 +12667,7 @@
     </w:tblPr>
     <w:tblStylePr w:type="firstRow">
       <w:rPr>
-        <w:rFonts w:asciiTheme="majorHAnsi" w:eastAsiaTheme="majorEastAsia" w:hAnsiTheme="majorHAnsi" w:cstheme="majorBidi"/>
+        <w:rFonts w:ascii="NanumGothic" w:hAnsi="NanumGothic" w:eastAsia="NanumGothic" w:cs="NanumGothic"/>
       </w:rPr>
       <w:tblPr/>
       <w:tcPr>
@@ -12751,7 +12751,7 @@
     </w:tblPr>
     <w:tblStylePr w:type="firstRow">
       <w:rPr>
-        <w:rFonts w:asciiTheme="majorHAnsi" w:eastAsiaTheme="majorEastAsia" w:hAnsiTheme="majorHAnsi" w:cstheme="majorBidi"/>
+        <w:rFonts w:ascii="NanumGothic" w:hAnsi="NanumGothic" w:eastAsia="NanumGothic" w:cs="NanumGothic"/>
       </w:rPr>
       <w:tblPr/>
       <w:tcPr>
@@ -12816,7 +12816,7 @@
       <w:spacing w:after="0" w:line="240" w:lineRule="auto"/>
     </w:pPr>
     <w:rPr>
-      <w:rFonts w:asciiTheme="majorHAnsi" w:eastAsiaTheme="majorEastAsia" w:hAnsiTheme="majorHAnsi" w:cstheme="majorBidi"/>
+      <w:rFonts w:ascii="NanumGothic" w:hAnsi="NanumGothic" w:eastAsia="NanumGothic" w:cs="NanumGothic"/>
       <w:color w:val="000000" w:themeColor="text1"/>
     </w:rPr>
     <w:tblPr>
@@ -12944,7 +12944,7 @@
       <w:spacing w:after="0" w:line="240" w:lineRule="auto"/>
     </w:pPr>
     <w:rPr>
-      <w:rFonts w:asciiTheme="majorHAnsi" w:eastAsiaTheme="majorEastAsia" w:hAnsiTheme="majorHAnsi" w:cstheme="majorBidi"/>
+      <w:rFonts w:ascii="NanumGothic" w:hAnsi="NanumGothic" w:eastAsia="NanumGothic" w:cs="NanumGothic"/>
       <w:color w:val="000000" w:themeColor="text1"/>
     </w:rPr>
     <w:tblPr>
@@ -13072,7 +13072,7 @@
       <w:spacing w:after="0" w:line="240" w:lineRule="auto"/>
     </w:pPr>
     <w:rPr>
-      <w:rFonts w:asciiTheme="majorHAnsi" w:eastAsiaTheme="majorEastAsia" w:hAnsiTheme="majorHAnsi" w:cstheme="majorBidi"/>
+      <w:rFonts w:ascii="NanumGothic" w:hAnsi="NanumGothic" w:eastAsia="NanumGothic" w:cs="NanumGothic"/>
       <w:color w:val="000000" w:themeColor="text1"/>
     </w:rPr>
     <w:tblPr>
@@ -13200,7 +13200,7 @@
       <w:spacing w:after="0" w:line="240" w:lineRule="auto"/>
     </w:pPr>
     <w:rPr>
-      <w:rFonts w:asciiTheme="majorHAnsi" w:eastAsiaTheme="majorEastAsia" w:hAnsiTheme="majorHAnsi" w:cstheme="majorBidi"/>
+      <w:rFonts w:ascii="NanumGothic" w:hAnsi="NanumGothic" w:eastAsia="NanumGothic" w:cs="NanumGothic"/>
       <w:color w:val="000000" w:themeColor="text1"/>
     </w:rPr>
     <w:tblPr>
@@ -13328,7 +13328,7 @@
       <w:spacing w:after="0" w:line="240" w:lineRule="auto"/>
     </w:pPr>
     <w:rPr>
-      <w:rFonts w:asciiTheme="majorHAnsi" w:eastAsiaTheme="majorEastAsia" w:hAnsiTheme="majorHAnsi" w:cstheme="majorBidi"/>
+      <w:rFonts w:ascii="NanumGothic" w:hAnsi="NanumGothic" w:eastAsia="NanumGothic" w:cs="NanumGothic"/>
       <w:color w:val="000000" w:themeColor="text1"/>
     </w:rPr>
     <w:tblPr>
@@ -13456,7 +13456,7 @@
       <w:spacing w:after="0" w:line="240" w:lineRule="auto"/>
     </w:pPr>
     <w:rPr>
-      <w:rFonts w:asciiTheme="majorHAnsi" w:eastAsiaTheme="majorEastAsia" w:hAnsiTheme="majorHAnsi" w:cstheme="majorBidi"/>
+      <w:rFonts w:ascii="NanumGothic" w:hAnsi="NanumGothic" w:eastAsia="NanumGothic" w:cs="NanumGothic"/>
       <w:color w:val="000000" w:themeColor="text1"/>
     </w:rPr>
     <w:tblPr>
@@ -13584,7 +13584,7 @@
       <w:spacing w:after="0" w:line="240" w:lineRule="auto"/>
     </w:pPr>
     <w:rPr>
-      <w:rFonts w:asciiTheme="majorHAnsi" w:eastAsiaTheme="majorEastAsia" w:hAnsiTheme="majorHAnsi" w:cstheme="majorBidi"/>
+      <w:rFonts w:ascii="NanumGothic" w:hAnsi="NanumGothic" w:eastAsia="NanumGothic" w:cs="NanumGothic"/>
       <w:color w:val="000000" w:themeColor="text1"/>
     </w:rPr>
     <w:tblPr>
@@ -14223,7 +14223,7 @@
       <w:spacing w:after="0" w:line="240" w:lineRule="auto"/>
     </w:pPr>
     <w:rPr>
-      <w:rFonts w:asciiTheme="majorHAnsi" w:eastAsiaTheme="majorEastAsia" w:hAnsiTheme="majorHAnsi" w:cstheme="majorBidi"/>
+      <w:rFonts w:ascii="NanumGothic" w:hAnsi="NanumGothic" w:eastAsia="NanumGothic" w:cs="NanumGothic"/>
       <w:color w:val="000000" w:themeColor="text1"/>
     </w:rPr>
     <w:tblPr>
@@ -14348,7 +14348,7 @@
       <w:spacing w:after="0" w:line="240" w:lineRule="auto"/>
     </w:pPr>
     <w:rPr>
-      <w:rFonts w:asciiTheme="majorHAnsi" w:eastAsiaTheme="majorEastAsia" w:hAnsiTheme="majorHAnsi" w:cstheme="majorBidi"/>
+      <w:rFonts w:ascii="NanumGothic" w:hAnsi="NanumGothic" w:eastAsia="NanumGothic" w:cs="NanumGothic"/>
       <w:color w:val="000000" w:themeColor="text1"/>
     </w:rPr>
     <w:tblPr>
@@ -14473,7 +14473,7 @@
       <w:spacing w:after="0" w:line="240" w:lineRule="auto"/>
     </w:pPr>
     <w:rPr>
-      <w:rFonts w:asciiTheme="majorHAnsi" w:eastAsiaTheme="majorEastAsia" w:hAnsiTheme="majorHAnsi" w:cstheme="majorBidi"/>
+      <w:rFonts w:ascii="NanumGothic" w:hAnsi="NanumGothic" w:eastAsia="NanumGothic" w:cs="NanumGothic"/>
       <w:color w:val="000000" w:themeColor="text1"/>
     </w:rPr>
     <w:tblPr>
@@ -14598,7 +14598,7 @@
       <w:spacing w:after="0" w:line="240" w:lineRule="auto"/>
     </w:pPr>
     <w:rPr>
-      <w:rFonts w:asciiTheme="majorHAnsi" w:eastAsiaTheme="majorEastAsia" w:hAnsiTheme="majorHAnsi" w:cstheme="majorBidi"/>
+      <w:rFonts w:ascii="NanumGothic" w:hAnsi="NanumGothic" w:eastAsia="NanumGothic" w:cs="NanumGothic"/>
       <w:color w:val="000000" w:themeColor="text1"/>
     </w:rPr>
     <w:tblPr>
@@ -14723,7 +14723,7 @@
       <w:spacing w:after="0" w:line="240" w:lineRule="auto"/>
     </w:pPr>
     <w:rPr>
-      <w:rFonts w:asciiTheme="majorHAnsi" w:eastAsiaTheme="majorEastAsia" w:hAnsiTheme="majorHAnsi" w:cstheme="majorBidi"/>
+      <w:rFonts w:ascii="NanumGothic" w:hAnsi="NanumGothic" w:eastAsia="NanumGothic" w:cs="NanumGothic"/>
       <w:color w:val="000000" w:themeColor="text1"/>
     </w:rPr>
     <w:tblPr>
@@ -14848,7 +14848,7 @@
       <w:spacing w:after="0" w:line="240" w:lineRule="auto"/>
     </w:pPr>
     <w:rPr>
-      <w:rFonts w:asciiTheme="majorHAnsi" w:eastAsiaTheme="majorEastAsia" w:hAnsiTheme="majorHAnsi" w:cstheme="majorBidi"/>
+      <w:rFonts w:ascii="NanumGothic" w:hAnsi="NanumGothic" w:eastAsia="NanumGothic" w:cs="NanumGothic"/>
       <w:color w:val="000000" w:themeColor="text1"/>
     </w:rPr>
     <w:tblPr>
@@ -14973,7 +14973,7 @@
       <w:spacing w:after="0" w:line="240" w:lineRule="auto"/>
     </w:pPr>
     <w:rPr>
-      <w:rFonts w:asciiTheme="majorHAnsi" w:eastAsiaTheme="majorEastAsia" w:hAnsiTheme="majorHAnsi" w:cstheme="majorBidi"/>
+      <w:rFonts w:ascii="NanumGothic" w:hAnsi="NanumGothic" w:eastAsia="NanumGothic" w:cs="NanumGothic"/>
       <w:color w:val="000000" w:themeColor="text1"/>
     </w:rPr>
     <w:tblPr>
@@ -18888,7 +18888,7 @@
   <w:docDefaults>
     <w:rPrDefault>
       <w:rPr>
-        <w:rFonts w:asciiTheme="minorHAnsi" w:eastAsiaTheme="minorEastAsia" w:hAnsiTheme="minorHAnsi" w:cstheme="minorBidi"/>
+        <w:rFonts w:ascii="NanumGothic" w:hAnsi="NanumGothic" w:eastAsia="NanumGothic" w:cs="NanumGothic"/>
         <w:sz w:val="22"/>
         <w:szCs w:val="22"/>
         <w:lang w:val="en-US" w:eastAsia="en-US" w:bidi="ar-SA"/>
@@ -19059,7 +19059,7 @@
       <w:outlineLvl w:val="0"/>
     </w:pPr>
     <w:rPr>
-      <w:rFonts w:asciiTheme="majorHAnsi" w:eastAsiaTheme="majorEastAsia" w:hAnsiTheme="majorHAnsi" w:cstheme="majorBidi"/>
+      <w:rFonts w:ascii="NanumGothic" w:hAnsi="NanumGothic" w:eastAsia="NanumGothic" w:cs="NanumGothic"/>
       <w:b/>
       <w:bCs/>
       <w:color w:val="365F91" w:themeColor="accent1" w:themeShade="BF"/>
@@ -19083,7 +19083,7 @@
       <w:outlineLvl w:val="1"/>
     </w:pPr>
     <w:rPr>
-      <w:rFonts w:asciiTheme="majorHAnsi" w:eastAsiaTheme="majorEastAsia" w:hAnsiTheme="majorHAnsi" w:cstheme="majorBidi"/>
+      <w:rFonts w:ascii="NanumGothic" w:hAnsi="NanumGothic" w:eastAsia="NanumGothic" w:cs="NanumGothic"/>
       <w:b/>
       <w:bCs/>
       <w:color w:val="4F81BD" w:themeColor="accent1"/>
@@ -19107,7 +19107,7 @@
       <w:outlineLvl w:val="2"/>
     </w:pPr>
     <w:rPr>
-      <w:rFonts w:asciiTheme="majorHAnsi" w:eastAsiaTheme="majorEastAsia" w:hAnsiTheme="majorHAnsi" w:cstheme="majorBidi"/>
+      <w:rFonts w:ascii="NanumGothic" w:hAnsi="NanumGothic" w:eastAsia="NanumGothic" w:cs="NanumGothic"/>
       <w:b/>
       <w:bCs/>
       <w:color w:val="4F81BD" w:themeColor="accent1"/>
@@ -19130,7 +19130,7 @@
       <w:outlineLvl w:val="3"/>
     </w:pPr>
     <w:rPr>
-      <w:rFonts w:asciiTheme="majorHAnsi" w:eastAsiaTheme="majorEastAsia" w:hAnsiTheme="majorHAnsi" w:cstheme="majorBidi"/>
+      <w:rFonts w:ascii="NanumGothic" w:hAnsi="NanumGothic" w:eastAsia="NanumGothic" w:cs="NanumGothic"/>
       <w:b/>
       <w:bCs/>
       <w:i/>
@@ -19155,7 +19155,7 @@
       <w:outlineLvl w:val="4"/>
     </w:pPr>
     <w:rPr>
-      <w:rFonts w:asciiTheme="majorHAnsi" w:eastAsiaTheme="majorEastAsia" w:hAnsiTheme="majorHAnsi" w:cstheme="majorBidi"/>
+      <w:rFonts w:ascii="NanumGothic" w:hAnsi="NanumGothic" w:eastAsia="NanumGothic" w:cs="NanumGothic"/>
       <w:color w:val="243F60" w:themeColor="accent1" w:themeShade="7F"/>
     </w:rPr>
   </w:style>
@@ -19176,7 +19176,7 @@
       <w:outlineLvl w:val="5"/>
     </w:pPr>
     <w:rPr>
-      <w:rFonts w:asciiTheme="majorHAnsi" w:eastAsiaTheme="majorEastAsia" w:hAnsiTheme="majorHAnsi" w:cstheme="majorBidi"/>
+      <w:rFonts w:ascii="NanumGothic" w:hAnsi="NanumGothic" w:eastAsia="NanumGothic" w:cs="NanumGothic"/>
       <w:i/>
       <w:iCs/>
       <w:color w:val="243F60" w:themeColor="accent1" w:themeShade="7F"/>
@@ -19199,7 +19199,7 @@
       <w:outlineLvl w:val="6"/>
     </w:pPr>
     <w:rPr>
-      <w:rFonts w:asciiTheme="majorHAnsi" w:eastAsiaTheme="majorEastAsia" w:hAnsiTheme="majorHAnsi" w:cstheme="majorBidi"/>
+      <w:rFonts w:ascii="NanumGothic" w:hAnsi="NanumGothic" w:eastAsia="NanumGothic" w:cs="NanumGothic"/>
       <w:i/>
       <w:iCs/>
       <w:color w:val="404040" w:themeColor="text1" w:themeTint="BF"/>
@@ -19222,7 +19222,7 @@
       <w:outlineLvl w:val="7"/>
     </w:pPr>
     <w:rPr>
-      <w:rFonts w:asciiTheme="majorHAnsi" w:eastAsiaTheme="majorEastAsia" w:hAnsiTheme="majorHAnsi" w:cstheme="majorBidi"/>
+      <w:rFonts w:ascii="NanumGothic" w:hAnsi="NanumGothic" w:eastAsia="NanumGothic" w:cs="NanumGothic"/>
       <w:color w:val="4F81BD" w:themeColor="accent1"/>
       <w:sz w:val="20"/>
       <w:szCs w:val="20"/>
@@ -19245,7 +19245,7 @@
       <w:outlineLvl w:val="8"/>
     </w:pPr>
     <w:rPr>
-      <w:rFonts w:asciiTheme="majorHAnsi" w:eastAsiaTheme="majorEastAsia" w:hAnsiTheme="majorHAnsi" w:cstheme="majorBidi"/>
+      <w:rFonts w:ascii="NanumGothic" w:hAnsi="NanumGothic" w:eastAsia="NanumGothic" w:cs="NanumGothic"/>
       <w:i/>
       <w:iCs/>
       <w:color w:val="404040" w:themeColor="text1" w:themeTint="BF"/>
@@ -19296,7 +19296,7 @@
     <w:uiPriority w:val="9"/>
     <w:rsid w:val="00FC693F"/>
     <w:rPr>
-      <w:rFonts w:asciiTheme="majorHAnsi" w:eastAsiaTheme="majorEastAsia" w:hAnsiTheme="majorHAnsi" w:cstheme="majorBidi"/>
+      <w:rFonts w:ascii="NanumGothic" w:hAnsi="NanumGothic" w:eastAsia="NanumGothic" w:cs="NanumGothic"/>
       <w:b/>
       <w:bCs/>
       <w:color w:val="365F91" w:themeColor="accent1" w:themeShade="BF"/>
@@ -19311,7 +19311,7 @@
     <w:uiPriority w:val="9"/>
     <w:rsid w:val="00FC693F"/>
     <w:rPr>
-      <w:rFonts w:asciiTheme="majorHAnsi" w:eastAsiaTheme="majorEastAsia" w:hAnsiTheme="majorHAnsi" w:cstheme="majorBidi"/>
+      <w:rFonts w:ascii="NanumGothic" w:hAnsi="NanumGothic" w:eastAsia="NanumGothic" w:cs="NanumGothic"/>
       <w:b/>
       <w:bCs/>
       <w:color w:val="4F81BD" w:themeColor="accent1"/>
@@ -19326,7 +19326,7 @@
     <w:uiPriority w:val="9"/>
     <w:rsid w:val="00FC693F"/>
     <w:rPr>
-      <w:rFonts w:asciiTheme="majorHAnsi" w:eastAsiaTheme="majorEastAsia" w:hAnsiTheme="majorHAnsi" w:cstheme="majorBidi"/>
+      <w:rFonts w:ascii="NanumGothic" w:hAnsi="NanumGothic" w:eastAsia="NanumGothic" w:cs="NanumGothic"/>
       <w:b/>
       <w:bCs/>
       <w:color w:val="4F81BD" w:themeColor="accent1"/>
@@ -19348,7 +19348,7 @@
       <w:contextualSpacing/>
     </w:pPr>
     <w:rPr>
-      <w:rFonts w:asciiTheme="majorHAnsi" w:eastAsiaTheme="majorEastAsia" w:hAnsiTheme="majorHAnsi" w:cstheme="majorBidi"/>
+      <w:rFonts w:ascii="NanumGothic" w:hAnsi="NanumGothic" w:eastAsia="NanumGothic" w:cs="NanumGothic"/>
       <w:color w:val="17365D" w:themeColor="text2" w:themeShade="BF"/>
       <w:spacing w:val="5"/>
       <w:kern w:val="28"/>
@@ -19363,7 +19363,7 @@
     <w:uiPriority w:val="10"/>
     <w:rsid w:val="00FC693F"/>
     <w:rPr>
-      <w:rFonts w:asciiTheme="majorHAnsi" w:eastAsiaTheme="majorEastAsia" w:hAnsiTheme="majorHAnsi" w:cstheme="majorBidi"/>
+      <w:rFonts w:ascii="NanumGothic" w:hAnsi="NanumGothic" w:eastAsia="NanumGothic" w:cs="NanumGothic"/>
       <w:color w:val="17365D" w:themeColor="text2" w:themeShade="BF"/>
       <w:spacing w:val="5"/>
       <w:kern w:val="28"/>
@@ -19385,7 +19385,7 @@
       </w:numPr>
     </w:pPr>
     <w:rPr>
-      <w:rFonts w:asciiTheme="majorHAnsi" w:eastAsiaTheme="majorEastAsia" w:hAnsiTheme="majorHAnsi" w:cstheme="majorBidi"/>
+      <w:rFonts w:ascii="NanumGothic" w:hAnsi="NanumGothic" w:eastAsia="NanumGothic" w:cs="NanumGothic"/>
       <w:i/>
       <w:iCs/>
       <w:color w:val="4F81BD" w:themeColor="accent1"/>
@@ -19401,7 +19401,7 @@
     <w:uiPriority w:val="11"/>
     <w:rsid w:val="00FC693F"/>
     <w:rPr>
-      <w:rFonts w:asciiTheme="majorHAnsi" w:eastAsiaTheme="majorEastAsia" w:hAnsiTheme="majorHAnsi" w:cstheme="majorBidi"/>
+      <w:rFonts w:ascii="NanumGothic" w:hAnsi="NanumGothic" w:eastAsia="NanumGothic" w:cs="NanumGothic"/>
       <w:i/>
       <w:iCs/>
       <w:color w:val="4F81BD" w:themeColor="accent1"/>
@@ -19648,7 +19648,7 @@
       </w:tabs>
     </w:pPr>
     <w:rPr>
-      <w:rFonts w:ascii="Courier" w:hAnsi="Courier"/>
+      <w:rFonts w:ascii="NanumGothic" w:hAnsi="NanumGothic" w:eastAsia="NanumGothic" w:cs="NanumGothic"/>
       <w:sz w:val="20"/>
       <w:szCs w:val="20"/>
     </w:rPr>
@@ -19660,7 +19660,7 @@
     <w:uiPriority w:val="99"/>
     <w:rsid w:val="0029639D"/>
     <w:rPr>
-      <w:rFonts w:ascii="Courier" w:hAnsi="Courier"/>
+      <w:rFonts w:ascii="NanumGothic" w:hAnsi="NanumGothic" w:eastAsia="NanumGothic" w:cs="NanumGothic"/>
       <w:sz w:val="20"/>
       <w:szCs w:val="20"/>
     </w:rPr>
@@ -19699,7 +19699,7 @@
     <w:semiHidden/>
     <w:rsid w:val="00FC693F"/>
     <w:rPr>
-      <w:rFonts w:asciiTheme="majorHAnsi" w:eastAsiaTheme="majorEastAsia" w:hAnsiTheme="majorHAnsi" w:cstheme="majorBidi"/>
+      <w:rFonts w:ascii="NanumGothic" w:hAnsi="NanumGothic" w:eastAsia="NanumGothic" w:cs="NanumGothic"/>
       <w:b/>
       <w:bCs/>
       <w:i/>
@@ -19715,7 +19715,7 @@
     <w:semiHidden/>
     <w:rsid w:val="00FC693F"/>
     <w:rPr>
-      <w:rFonts w:asciiTheme="majorHAnsi" w:eastAsiaTheme="majorEastAsia" w:hAnsiTheme="majorHAnsi" w:cstheme="majorBidi"/>
+      <w:rFonts w:ascii="NanumGothic" w:hAnsi="NanumGothic" w:eastAsia="NanumGothic" w:cs="NanumGothic"/>
       <w:color w:val="243F60" w:themeColor="accent1" w:themeShade="7F"/>
     </w:rPr>
   </w:style>
@@ -19727,7 +19727,7 @@
     <w:semiHidden/>
     <w:rsid w:val="00FC693F"/>
     <w:rPr>
-      <w:rFonts w:asciiTheme="majorHAnsi" w:eastAsiaTheme="majorEastAsia" w:hAnsiTheme="majorHAnsi" w:cstheme="majorBidi"/>
+      <w:rFonts w:ascii="NanumGothic" w:hAnsi="NanumGothic" w:eastAsia="NanumGothic" w:cs="NanumGothic"/>
       <w:i/>
       <w:iCs/>
       <w:color w:val="243F60" w:themeColor="accent1" w:themeShade="7F"/>
@@ -19741,7 +19741,7 @@
     <w:semiHidden/>
     <w:rsid w:val="00FC693F"/>
     <w:rPr>
-      <w:rFonts w:asciiTheme="majorHAnsi" w:eastAsiaTheme="majorEastAsia" w:hAnsiTheme="majorHAnsi" w:cstheme="majorBidi"/>
+      <w:rFonts w:ascii="NanumGothic" w:hAnsi="NanumGothic" w:eastAsia="NanumGothic" w:cs="NanumGothic"/>
       <w:i/>
       <w:iCs/>
       <w:color w:val="404040" w:themeColor="text1" w:themeTint="BF"/>
@@ -19755,7 +19755,7 @@
     <w:semiHidden/>
     <w:rsid w:val="00FC693F"/>
     <w:rPr>
-      <w:rFonts w:asciiTheme="majorHAnsi" w:eastAsiaTheme="majorEastAsia" w:hAnsiTheme="majorHAnsi" w:cstheme="majorBidi"/>
+      <w:rFonts w:ascii="NanumGothic" w:hAnsi="NanumGothic" w:eastAsia="NanumGothic" w:cs="NanumGothic"/>
       <w:color w:val="4F81BD" w:themeColor="accent1"/>
       <w:sz w:val="20"/>
       <w:szCs w:val="20"/>
@@ -19769,7 +19769,7 @@
     <w:semiHidden/>
     <w:rsid w:val="00FC693F"/>
     <w:rPr>
-      <w:rFonts w:asciiTheme="majorHAnsi" w:eastAsiaTheme="majorEastAsia" w:hAnsiTheme="majorHAnsi" w:cstheme="majorBidi"/>
+      <w:rFonts w:ascii="NanumGothic" w:hAnsi="NanumGothic" w:eastAsia="NanumGothic" w:cs="NanumGothic"/>
       <w:i/>
       <w:iCs/>
       <w:color w:val="404040" w:themeColor="text1" w:themeTint="BF"/>
@@ -21358,7 +21358,7 @@
         <w:spacing w:before="0" w:after="0" w:line="240" w:lineRule="auto"/>
       </w:pPr>
       <w:rPr>
-        <w:rFonts w:asciiTheme="majorHAnsi" w:eastAsiaTheme="majorEastAsia" w:hAnsiTheme="majorHAnsi" w:cstheme="majorBidi"/>
+        <w:rFonts w:ascii="NanumGothic" w:hAnsi="NanumGothic" w:eastAsia="NanumGothic" w:cs="NanumGothic"/>
         <w:b/>
         <w:bCs/>
       </w:rPr>
@@ -21379,7 +21379,7 @@
         <w:spacing w:before="0" w:after="0" w:line="240" w:lineRule="auto"/>
       </w:pPr>
       <w:rPr>
-        <w:rFonts w:asciiTheme="majorHAnsi" w:eastAsiaTheme="majorEastAsia" w:hAnsiTheme="majorHAnsi" w:cstheme="majorBidi"/>
+        <w:rFonts w:ascii="NanumGothic" w:hAnsi="NanumGothic" w:eastAsia="NanumGothic" w:cs="NanumGothic"/>
         <w:b/>
         <w:bCs/>
       </w:rPr>
@@ -21397,14 +21397,14 @@
     </w:tblStylePr>
     <w:tblStylePr w:type="firstCol">
       <w:rPr>
-        <w:rFonts w:asciiTheme="majorHAnsi" w:eastAsiaTheme="majorEastAsia" w:hAnsiTheme="majorHAnsi" w:cstheme="majorBidi"/>
+        <w:rFonts w:ascii="NanumGothic" w:hAnsi="NanumGothic" w:eastAsia="NanumGothic" w:cs="NanumGothic"/>
         <w:b/>
         <w:bCs/>
       </w:rPr>
     </w:tblStylePr>
     <w:tblStylePr w:type="lastCol">
       <w:rPr>
-        <w:rFonts w:asciiTheme="majorHAnsi" w:eastAsiaTheme="majorEastAsia" w:hAnsiTheme="majorHAnsi" w:cstheme="majorBidi"/>
+        <w:rFonts w:ascii="NanumGothic" w:hAnsi="NanumGothic" w:eastAsia="NanumGothic" w:cs="NanumGothic"/>
         <w:b/>
         <w:bCs/>
       </w:rPr>
@@ -21488,7 +21488,7 @@
         <w:spacing w:before="0" w:after="0" w:line="240" w:lineRule="auto"/>
       </w:pPr>
       <w:rPr>
-        <w:rFonts w:asciiTheme="majorHAnsi" w:eastAsiaTheme="majorEastAsia" w:hAnsiTheme="majorHAnsi" w:cstheme="majorBidi"/>
+        <w:rFonts w:ascii="NanumGothic" w:hAnsi="NanumGothic" w:eastAsia="NanumGothic" w:cs="NanumGothic"/>
         <w:b/>
         <w:bCs/>
       </w:rPr>
@@ -21509,7 +21509,7 @@
         <w:spacing w:before="0" w:after="0" w:line="240" w:lineRule="auto"/>
       </w:pPr>
       <w:rPr>
-        <w:rFonts w:asciiTheme="majorHAnsi" w:eastAsiaTheme="majorEastAsia" w:hAnsiTheme="majorHAnsi" w:cstheme="majorBidi"/>
+        <w:rFonts w:ascii="NanumGothic" w:hAnsi="NanumGothic" w:eastAsia="NanumGothic" w:cs="NanumGothic"/>
         <w:b/>
         <w:bCs/>
       </w:rPr>
@@ -21527,14 +21527,14 @@
     </w:tblStylePr>
     <w:tblStylePr w:type="firstCol">
       <w:rPr>
-        <w:rFonts w:asciiTheme="majorHAnsi" w:eastAsiaTheme="majorEastAsia" w:hAnsiTheme="majorHAnsi" w:cstheme="majorBidi"/>
+        <w:rFonts w:ascii="NanumGothic" w:hAnsi="NanumGothic" w:eastAsia="NanumGothic" w:cs="NanumGothic"/>
         <w:b/>
         <w:bCs/>
       </w:rPr>
     </w:tblStylePr>
     <w:tblStylePr w:type="lastCol">
       <w:rPr>
-        <w:rFonts w:asciiTheme="majorHAnsi" w:eastAsiaTheme="majorEastAsia" w:hAnsiTheme="majorHAnsi" w:cstheme="majorBidi"/>
+        <w:rFonts w:ascii="NanumGothic" w:hAnsi="NanumGothic" w:eastAsia="NanumGothic" w:cs="NanumGothic"/>
         <w:b/>
         <w:bCs/>
       </w:rPr>
@@ -21618,7 +21618,7 @@
         <w:spacing w:before="0" w:after="0" w:line="240" w:lineRule="auto"/>
       </w:pPr>
       <w:rPr>
-        <w:rFonts w:asciiTheme="majorHAnsi" w:eastAsiaTheme="majorEastAsia" w:hAnsiTheme="majorHAnsi" w:cstheme="majorBidi"/>
+        <w:rFonts w:ascii="NanumGothic" w:hAnsi="NanumGothic" w:eastAsia="NanumGothic" w:cs="NanumGothic"/>
         <w:b/>
         <w:bCs/>
       </w:rPr>
@@ -21639,7 +21639,7 @@
         <w:spacing w:before="0" w:after="0" w:line="240" w:lineRule="auto"/>
       </w:pPr>
       <w:rPr>
-        <w:rFonts w:asciiTheme="majorHAnsi" w:eastAsiaTheme="majorEastAsia" w:hAnsiTheme="majorHAnsi" w:cstheme="majorBidi"/>
+        <w:rFonts w:ascii="NanumGothic" w:hAnsi="NanumGothic" w:eastAsia="NanumGothic" w:cs="NanumGothic"/>
         <w:b/>
         <w:bCs/>
       </w:rPr>
@@ -21657,14 +21657,14 @@
     </w:tblStylePr>
     <w:tblStylePr w:type="firstCol">
       <w:rPr>
-        <w:rFonts w:asciiTheme="majorHAnsi" w:eastAsiaTheme="majorEastAsia" w:hAnsiTheme="majorHAnsi" w:cstheme="majorBidi"/>
+        <w:rFonts w:ascii="NanumGothic" w:hAnsi="NanumGothic" w:eastAsia="NanumGothic" w:cs="NanumGothic"/>
         <w:b/>
         <w:bCs/>
       </w:rPr>
     </w:tblStylePr>
     <w:tblStylePr w:type="lastCol">
       <w:rPr>
-        <w:rFonts w:asciiTheme="majorHAnsi" w:eastAsiaTheme="majorEastAsia" w:hAnsiTheme="majorHAnsi" w:cstheme="majorBidi"/>
+        <w:rFonts w:ascii="NanumGothic" w:hAnsi="NanumGothic" w:eastAsia="NanumGothic" w:cs="NanumGothic"/>
         <w:b/>
         <w:bCs/>
       </w:rPr>
@@ -21748,7 +21748,7 @@
         <w:spacing w:before="0" w:after="0" w:line="240" w:lineRule="auto"/>
       </w:pPr>
       <w:rPr>
-        <w:rFonts w:asciiTheme="majorHAnsi" w:eastAsiaTheme="majorEastAsia" w:hAnsiTheme="majorHAnsi" w:cstheme="majorBidi"/>
+        <w:rFonts w:ascii="NanumGothic" w:hAnsi="NanumGothic" w:eastAsia="NanumGothic" w:cs="NanumGothic"/>
         <w:b/>
         <w:bCs/>
       </w:rPr>
@@ -21769,7 +21769,7 @@
         <w:spacing w:before="0" w:after="0" w:line="240" w:lineRule="auto"/>
       </w:pPr>
       <w:rPr>
-        <w:rFonts w:asciiTheme="majorHAnsi" w:eastAsiaTheme="majorEastAsia" w:hAnsiTheme="majorHAnsi" w:cstheme="majorBidi"/>
+        <w:rFonts w:ascii="NanumGothic" w:hAnsi="NanumGothic" w:eastAsia="NanumGothic" w:cs="NanumGothic"/>
         <w:b/>
         <w:bCs/>
       </w:rPr>
@@ -21787,14 +21787,14 @@
     </w:tblStylePr>
     <w:tblStylePr w:type="firstCol">
       <w:rPr>
-        <w:rFonts w:asciiTheme="majorHAnsi" w:eastAsiaTheme="majorEastAsia" w:hAnsiTheme="majorHAnsi" w:cstheme="majorBidi"/>
+        <w:rFonts w:ascii="NanumGothic" w:hAnsi="NanumGothic" w:eastAsia="NanumGothic" w:cs="NanumGothic"/>
         <w:b/>
         <w:bCs/>
       </w:rPr>
     </w:tblStylePr>
     <w:tblStylePr w:type="lastCol">
       <w:rPr>
-        <w:rFonts w:asciiTheme="majorHAnsi" w:eastAsiaTheme="majorEastAsia" w:hAnsiTheme="majorHAnsi" w:cstheme="majorBidi"/>
+        <w:rFonts w:ascii="NanumGothic" w:hAnsi="NanumGothic" w:eastAsia="NanumGothic" w:cs="NanumGothic"/>
         <w:b/>
         <w:bCs/>
       </w:rPr>
@@ -21878,7 +21878,7 @@
         <w:spacing w:before="0" w:after="0" w:line="240" w:lineRule="auto"/>
       </w:pPr>
       <w:rPr>
-        <w:rFonts w:asciiTheme="majorHAnsi" w:eastAsiaTheme="majorEastAsia" w:hAnsiTheme="majorHAnsi" w:cstheme="majorBidi"/>
+        <w:rFonts w:ascii="NanumGothic" w:hAnsi="NanumGothic" w:eastAsia="NanumGothic" w:cs="NanumGothic"/>
         <w:b/>
         <w:bCs/>
       </w:rPr>
@@ -21899,7 +21899,7 @@
         <w:spacing w:before="0" w:after="0" w:line="240" w:lineRule="auto"/>
       </w:pPr>
       <w:rPr>
-        <w:rFonts w:asciiTheme="majorHAnsi" w:eastAsiaTheme="majorEastAsia" w:hAnsiTheme="majorHAnsi" w:cstheme="majorBidi"/>
+        <w:rFonts w:ascii="NanumGothic" w:hAnsi="NanumGothic" w:eastAsia="NanumGothic" w:cs="NanumGothic"/>
         <w:b/>
         <w:bCs/>
       </w:rPr>
@@ -21917,14 +21917,14 @@
     </w:tblStylePr>
     <w:tblStylePr w:type="firstCol">
       <w:rPr>
-        <w:rFonts w:asciiTheme="majorHAnsi" w:eastAsiaTheme="majorEastAsia" w:hAnsiTheme="majorHAnsi" w:cstheme="majorBidi"/>
+        <w:rFonts w:ascii="NanumGothic" w:hAnsi="NanumGothic" w:eastAsia="NanumGothic" w:cs="NanumGothic"/>
         <w:b/>
         <w:bCs/>
       </w:rPr>
     </w:tblStylePr>
     <w:tblStylePr w:type="lastCol">
       <w:rPr>
-        <w:rFonts w:asciiTheme="majorHAnsi" w:eastAsiaTheme="majorEastAsia" w:hAnsiTheme="majorHAnsi" w:cstheme="majorBidi"/>
+        <w:rFonts w:ascii="NanumGothic" w:hAnsi="NanumGothic" w:eastAsia="NanumGothic" w:cs="NanumGothic"/>
         <w:b/>
         <w:bCs/>
       </w:rPr>
@@ -22008,7 +22008,7 @@
         <w:spacing w:before="0" w:after="0" w:line="240" w:lineRule="auto"/>
       </w:pPr>
       <w:rPr>
-        <w:rFonts w:asciiTheme="majorHAnsi" w:eastAsiaTheme="majorEastAsia" w:hAnsiTheme="majorHAnsi" w:cstheme="majorBidi"/>
+        <w:rFonts w:ascii="NanumGothic" w:hAnsi="NanumGothic" w:eastAsia="NanumGothic" w:cs="NanumGothic"/>
         <w:b/>
         <w:bCs/>
       </w:rPr>
@@ -22029,7 +22029,7 @@
         <w:spacing w:before="0" w:after="0" w:line="240" w:lineRule="auto"/>
       </w:pPr>
       <w:rPr>
-        <w:rFonts w:asciiTheme="majorHAnsi" w:eastAsiaTheme="majorEastAsia" w:hAnsiTheme="majorHAnsi" w:cstheme="majorBidi"/>
+        <w:rFonts w:ascii="NanumGothic" w:hAnsi="NanumGothic" w:eastAsia="NanumGothic" w:cs="NanumGothic"/>
         <w:b/>
         <w:bCs/>
       </w:rPr>
@@ -22047,14 +22047,14 @@
     </w:tblStylePr>
     <w:tblStylePr w:type="firstCol">
       <w:rPr>
-        <w:rFonts w:asciiTheme="majorHAnsi" w:eastAsiaTheme="majorEastAsia" w:hAnsiTheme="majorHAnsi" w:cstheme="majorBidi"/>
+        <w:rFonts w:ascii="NanumGothic" w:hAnsi="NanumGothic" w:eastAsia="NanumGothic" w:cs="NanumGothic"/>
         <w:b/>
         <w:bCs/>
       </w:rPr>
     </w:tblStylePr>
     <w:tblStylePr w:type="lastCol">
       <w:rPr>
-        <w:rFonts w:asciiTheme="majorHAnsi" w:eastAsiaTheme="majorEastAsia" w:hAnsiTheme="majorHAnsi" w:cstheme="majorBidi"/>
+        <w:rFonts w:ascii="NanumGothic" w:hAnsi="NanumGothic" w:eastAsia="NanumGothic" w:cs="NanumGothic"/>
         <w:b/>
         <w:bCs/>
       </w:rPr>
@@ -22138,7 +22138,7 @@
         <w:spacing w:before="0" w:after="0" w:line="240" w:lineRule="auto"/>
       </w:pPr>
       <w:rPr>
-        <w:rFonts w:asciiTheme="majorHAnsi" w:eastAsiaTheme="majorEastAsia" w:hAnsiTheme="majorHAnsi" w:cstheme="majorBidi"/>
+        <w:rFonts w:ascii="NanumGothic" w:hAnsi="NanumGothic" w:eastAsia="NanumGothic" w:cs="NanumGothic"/>
         <w:b/>
         <w:bCs/>
       </w:rPr>
@@ -22159,7 +22159,7 @@
         <w:spacing w:before="0" w:after="0" w:line="240" w:lineRule="auto"/>
       </w:pPr>
       <w:rPr>
-        <w:rFonts w:asciiTheme="majorHAnsi" w:eastAsiaTheme="majorEastAsia" w:hAnsiTheme="majorHAnsi" w:cstheme="majorBidi"/>
+        <w:rFonts w:ascii="NanumGothic" w:hAnsi="NanumGothic" w:eastAsia="NanumGothic" w:cs="NanumGothic"/>
         <w:b/>
         <w:bCs/>
       </w:rPr>
@@ -22177,14 +22177,14 @@
     </w:tblStylePr>
     <w:tblStylePr w:type="firstCol">
       <w:rPr>
-        <w:rFonts w:asciiTheme="majorHAnsi" w:eastAsiaTheme="majorEastAsia" w:hAnsiTheme="majorHAnsi" w:cstheme="majorBidi"/>
+        <w:rFonts w:ascii="NanumGothic" w:hAnsi="NanumGothic" w:eastAsia="NanumGothic" w:cs="NanumGothic"/>
         <w:b/>
         <w:bCs/>
       </w:rPr>
     </w:tblStylePr>
     <w:tblStylePr w:type="lastCol">
       <w:rPr>
-        <w:rFonts w:asciiTheme="majorHAnsi" w:eastAsiaTheme="majorEastAsia" w:hAnsiTheme="majorHAnsi" w:cstheme="majorBidi"/>
+        <w:rFonts w:ascii="NanumGothic" w:hAnsi="NanumGothic" w:eastAsia="NanumGothic" w:cs="NanumGothic"/>
         <w:b/>
         <w:bCs/>
       </w:rPr>
@@ -24049,7 +24049,7 @@
     </w:tblPr>
     <w:tblStylePr w:type="firstRow">
       <w:rPr>
-        <w:rFonts w:asciiTheme="majorHAnsi" w:eastAsiaTheme="majorEastAsia" w:hAnsiTheme="majorHAnsi" w:cstheme="majorBidi"/>
+        <w:rFonts w:ascii="NanumGothic" w:hAnsi="NanumGothic" w:eastAsia="NanumGothic" w:cs="NanumGothic"/>
       </w:rPr>
       <w:tblPr/>
       <w:tcPr>
@@ -24133,7 +24133,7 @@
     </w:tblPr>
     <w:tblStylePr w:type="firstRow">
       <w:rPr>
-        <w:rFonts w:asciiTheme="majorHAnsi" w:eastAsiaTheme="majorEastAsia" w:hAnsiTheme="majorHAnsi" w:cstheme="majorBidi"/>
+        <w:rFonts w:ascii="NanumGothic" w:hAnsi="NanumGothic" w:eastAsia="NanumGothic" w:cs="NanumGothic"/>
       </w:rPr>
       <w:tblPr/>
       <w:tcPr>
@@ -24217,7 +24217,7 @@
     </w:tblPr>
     <w:tblStylePr w:type="firstRow">
       <w:rPr>
-        <w:rFonts w:asciiTheme="majorHAnsi" w:eastAsiaTheme="majorEastAsia" w:hAnsiTheme="majorHAnsi" w:cstheme="majorBidi"/>
+        <w:rFonts w:ascii="NanumGothic" w:hAnsi="NanumGothic" w:eastAsia="NanumGothic" w:cs="NanumGothic"/>
       </w:rPr>
       <w:tblPr/>
       <w:tcPr>
@@ -24301,7 +24301,7 @@
     </w:tblPr>
     <w:tblStylePr w:type="firstRow">
       <w:rPr>
-        <w:rFonts w:asciiTheme="majorHAnsi" w:eastAsiaTheme="majorEastAsia" w:hAnsiTheme="majorHAnsi" w:cstheme="majorBidi"/>
+        <w:rFonts w:ascii="NanumGothic" w:hAnsi="NanumGothic" w:eastAsia="NanumGothic" w:cs="NanumGothic"/>
       </w:rPr>
       <w:tblPr/>
       <w:tcPr>
@@ -24385,7 +24385,7 @@
     </w:tblPr>
     <w:tblStylePr w:type="firstRow">
       <w:rPr>
-        <w:rFonts w:asciiTheme="majorHAnsi" w:eastAsiaTheme="majorEastAsia" w:hAnsiTheme="majorHAnsi" w:cstheme="majorBidi"/>
+        <w:rFonts w:ascii="NanumGothic" w:hAnsi="NanumGothic" w:eastAsia="NanumGothic" w:cs="NanumGothic"/>
       </w:rPr>
       <w:tblPr/>
       <w:tcPr>
@@ -24469,7 +24469,7 @@
     </w:tblPr>
     <w:tblStylePr w:type="firstRow">
       <w:rPr>
-        <w:rFonts w:asciiTheme="majorHAnsi" w:eastAsiaTheme="majorEastAsia" w:hAnsiTheme="majorHAnsi" w:cstheme="majorBidi"/>
+        <w:rFonts w:ascii="NanumGothic" w:hAnsi="NanumGothic" w:eastAsia="NanumGothic" w:cs="NanumGothic"/>
       </w:rPr>
       <w:tblPr/>
       <w:tcPr>
@@ -24553,7 +24553,7 @@
     </w:tblPr>
     <w:tblStylePr w:type="firstRow">
       <w:rPr>
-        <w:rFonts w:asciiTheme="majorHAnsi" w:eastAsiaTheme="majorEastAsia" w:hAnsiTheme="majorHAnsi" w:cstheme="majorBidi"/>
+        <w:rFonts w:ascii="NanumGothic" w:hAnsi="NanumGothic" w:eastAsia="NanumGothic" w:cs="NanumGothic"/>
       </w:rPr>
       <w:tblPr/>
       <w:tcPr>
@@ -24618,7 +24618,7 @@
       <w:spacing w:after="0" w:line="240" w:lineRule="auto"/>
     </w:pPr>
     <w:rPr>
-      <w:rFonts w:asciiTheme="majorHAnsi" w:eastAsiaTheme="majorEastAsia" w:hAnsiTheme="majorHAnsi" w:cstheme="majorBidi"/>
+      <w:rFonts w:ascii="NanumGothic" w:hAnsi="NanumGothic" w:eastAsia="NanumGothic" w:cs="NanumGothic"/>
       <w:color w:val="000000" w:themeColor="text1"/>
     </w:rPr>
     <w:tblPr>
@@ -24746,7 +24746,7 @@
       <w:spacing w:after="0" w:line="240" w:lineRule="auto"/>
     </w:pPr>
     <w:rPr>
-      <w:rFonts w:asciiTheme="majorHAnsi" w:eastAsiaTheme="majorEastAsia" w:hAnsiTheme="majorHAnsi" w:cstheme="majorBidi"/>
+      <w:rFonts w:ascii="NanumGothic" w:hAnsi="NanumGothic" w:eastAsia="NanumGothic" w:cs="NanumGothic"/>
       <w:color w:val="000000" w:themeColor="text1"/>
     </w:rPr>
     <w:tblPr>
@@ -24874,7 +24874,7 @@
       <w:spacing w:after="0" w:line="240" w:lineRule="auto"/>
     </w:pPr>
     <w:rPr>
-      <w:rFonts w:asciiTheme="majorHAnsi" w:eastAsiaTheme="majorEastAsia" w:hAnsiTheme="majorHAnsi" w:cstheme="majorBidi"/>
+      <w:rFonts w:ascii="NanumGothic" w:hAnsi="NanumGothic" w:eastAsia="NanumGothic" w:cs="NanumGothic"/>
       <w:color w:val="000000" w:themeColor="text1"/>
     </w:rPr>
     <w:tblPr>
@@ -25002,7 +25002,7 @@
       <w:spacing w:after="0" w:line="240" w:lineRule="auto"/>
     </w:pPr>
     <w:rPr>
-      <w:rFonts w:asciiTheme="majorHAnsi" w:eastAsiaTheme="majorEastAsia" w:hAnsiTheme="majorHAnsi" w:cstheme="majorBidi"/>
+      <w:rFonts w:ascii="NanumGothic" w:hAnsi="NanumGothic" w:eastAsia="NanumGothic" w:cs="NanumGothic"/>
       <w:color w:val="000000" w:themeColor="text1"/>
     </w:rPr>
     <w:tblPr>
@@ -25130,7 +25130,7 @@
       <w:spacing w:after="0" w:line="240" w:lineRule="auto"/>
     </w:pPr>
     <w:rPr>
-      <w:rFonts w:asciiTheme="majorHAnsi" w:eastAsiaTheme="majorEastAsia" w:hAnsiTheme="majorHAnsi" w:cstheme="majorBidi"/>
+      <w:rFonts w:ascii="NanumGothic" w:hAnsi="NanumGothic" w:eastAsia="NanumGothic" w:cs="NanumGothic"/>
       <w:color w:val="000000" w:themeColor="text1"/>
     </w:rPr>
     <w:tblPr>
@@ -25258,7 +25258,7 @@
       <w:spacing w:after="0" w:line="240" w:lineRule="auto"/>
     </w:pPr>
     <w:rPr>
-      <w:rFonts w:asciiTheme="majorHAnsi" w:eastAsiaTheme="majorEastAsia" w:hAnsiTheme="majorHAnsi" w:cstheme="majorBidi"/>
+      <w:rFonts w:ascii="NanumGothic" w:hAnsi="NanumGothic" w:eastAsia="NanumGothic" w:cs="NanumGothic"/>
       <w:color w:val="000000" w:themeColor="text1"/>
     </w:rPr>
     <w:tblPr>
@@ -25386,7 +25386,7 @@
       <w:spacing w:after="0" w:line="240" w:lineRule="auto"/>
     </w:pPr>
     <w:rPr>
-      <w:rFonts w:asciiTheme="majorHAnsi" w:eastAsiaTheme="majorEastAsia" w:hAnsiTheme="majorHAnsi" w:cstheme="majorBidi"/>
+      <w:rFonts w:ascii="NanumGothic" w:hAnsi="NanumGothic" w:eastAsia="NanumGothic" w:cs="NanumGothic"/>
       <w:color w:val="000000" w:themeColor="text1"/>
     </w:rPr>
     <w:tblPr>
@@ -26025,7 +26025,7 @@
       <w:spacing w:after="0" w:line="240" w:lineRule="auto"/>
     </w:pPr>
     <w:rPr>
-      <w:rFonts w:asciiTheme="majorHAnsi" w:eastAsiaTheme="majorEastAsia" w:hAnsiTheme="majorHAnsi" w:cstheme="majorBidi"/>
+      <w:rFonts w:ascii="NanumGothic" w:hAnsi="NanumGothic" w:eastAsia="NanumGothic" w:cs="NanumGothic"/>
       <w:color w:val="000000" w:themeColor="text1"/>
     </w:rPr>
     <w:tblPr>
@@ -26150,7 +26150,7 @@
       <w:spacing w:after="0" w:line="240" w:lineRule="auto"/>
     </w:pPr>
     <w:rPr>
-      <w:rFonts w:asciiTheme="majorHAnsi" w:eastAsiaTheme="majorEastAsia" w:hAnsiTheme="majorHAnsi" w:cstheme="majorBidi"/>
+      <w:rFonts w:ascii="NanumGothic" w:hAnsi="NanumGothic" w:eastAsia="NanumGothic" w:cs="NanumGothic"/>
       <w:color w:val="000000" w:themeColor="text1"/>
     </w:rPr>
     <w:tblPr>
@@ -26275,7 +26275,7 @@
       <w:spacing w:after="0" w:line="240" w:lineRule="auto"/>
     </w:pPr>
     <w:rPr>
-      <w:rFonts w:asciiTheme="majorHAnsi" w:eastAsiaTheme="majorEastAsia" w:hAnsiTheme="majorHAnsi" w:cstheme="majorBidi"/>
+      <w:rFonts w:ascii="NanumGothic" w:hAnsi="NanumGothic" w:eastAsia="NanumGothic" w:cs="NanumGothic"/>
       <w:color w:val="000000" w:themeColor="text1"/>
     </w:rPr>
     <w:tblPr>
@@ -26400,7 +26400,7 @@
       <w:spacing w:after="0" w:line="240" w:lineRule="auto"/>
     </w:pPr>
     <w:rPr>
-      <w:rFonts w:asciiTheme="majorHAnsi" w:eastAsiaTheme="majorEastAsia" w:hAnsiTheme="majorHAnsi" w:cstheme="majorBidi"/>
+      <w:rFonts w:ascii="NanumGothic" w:hAnsi="NanumGothic" w:eastAsia="NanumGothic" w:cs="NanumGothic"/>
       <w:color w:val="000000" w:themeColor="text1"/>
     </w:rPr>
     <w:tblPr>
@@ -26525,7 +26525,7 @@
       <w:spacing w:after="0" w:line="240" w:lineRule="auto"/>
     </w:pPr>
     <w:rPr>
-      <w:rFonts w:asciiTheme="majorHAnsi" w:eastAsiaTheme="majorEastAsia" w:hAnsiTheme="majorHAnsi" w:cstheme="majorBidi"/>
+      <w:rFonts w:ascii="NanumGothic" w:hAnsi="NanumGothic" w:eastAsia="NanumGothic" w:cs="NanumGothic"/>
       <w:color w:val="000000" w:themeColor="text1"/>
     </w:rPr>
     <w:tblPr>
@@ -26650,7 +26650,7 @@
       <w:spacing w:after="0" w:line="240" w:lineRule="auto"/>
     </w:pPr>
     <w:rPr>
-      <w:rFonts w:asciiTheme="majorHAnsi" w:eastAsiaTheme="majorEastAsia" w:hAnsiTheme="majorHAnsi" w:cstheme="majorBidi"/>
+      <w:rFonts w:ascii="NanumGothic" w:hAnsi="NanumGothic" w:eastAsia="NanumGothic" w:cs="NanumGothic"/>
       <w:color w:val="000000" w:themeColor="text1"/>
     </w:rPr>
     <w:tblPr>
@@ -26775,7 +26775,7 @@
       <w:spacing w:after="0" w:line="240" w:lineRule="auto"/>
     </w:pPr>
     <w:rPr>
-      <w:rFonts w:asciiTheme="majorHAnsi" w:eastAsiaTheme="majorEastAsia" w:hAnsiTheme="majorHAnsi" w:cstheme="majorBidi"/>
+      <w:rFonts w:ascii="NanumGothic" w:hAnsi="NanumGothic" w:eastAsia="NanumGothic" w:cs="NanumGothic"/>
       <w:color w:val="000000" w:themeColor="text1"/>
     </w:rPr>
     <w:tblPr>
